--- a/docs/chessplayer_gui_cleanup_plan.docx
+++ b/docs/chessplayer_gui_cleanup_plan.docx
@@ -233,13 +233,41 @@
         </w:numPr>
         <w:spacing w:before="40" w:after="60"/>
       </w:pPr>
+      <w:proofErr w:type="spellStart"/>
       <w:r>
         <w:rPr>
           <w:color w:val="1A1A2E"/>
           <w:sz w:val="19"/>
           <w:szCs w:val="19"/>
         </w:rPr>
-        <w:t>BoardBridge + BoardListModel — clean QML bridge pattern, zero changes needed.</w:t>
+        <w:t>BoardBridge</w:t>
+      </w:r>
+      <w:proofErr w:type="spellEnd"/>
+      <w:r>
+        <w:rPr>
+          <w:color w:val="1A1A2E"/>
+          <w:sz w:val="19"/>
+          <w:szCs w:val="19"/>
+        </w:rPr>
+        <w:t xml:space="preserve"> + </w:t>
+      </w:r>
+      <w:proofErr w:type="spellStart"/>
+      <w:r>
+        <w:rPr>
+          <w:color w:val="1A1A2E"/>
+          <w:sz w:val="19"/>
+          <w:szCs w:val="19"/>
+        </w:rPr>
+        <w:t>BoardListModel</w:t>
+      </w:r>
+      <w:proofErr w:type="spellEnd"/>
+      <w:r>
+        <w:rPr>
+          <w:color w:val="1A1A2E"/>
+          <w:sz w:val="19"/>
+          <w:szCs w:val="19"/>
+        </w:rPr>
+        <w:t xml:space="preserve"> — clean QML bridge pattern, zero changes needed.</w:t>
       </w:r>
     </w:p>
     <w:p>
@@ -251,13 +279,23 @@
         </w:numPr>
         <w:spacing w:before="40" w:after="60"/>
       </w:pPr>
+      <w:proofErr w:type="spellStart"/>
       <w:r>
         <w:rPr>
           <w:color w:val="1A1A2E"/>
           <w:sz w:val="19"/>
           <w:szCs w:val="19"/>
         </w:rPr>
-        <w:t>PgnEditor — solid move/variation/promotion logic, well separated from UI.</w:t>
+        <w:t>PgnEditor</w:t>
+      </w:r>
+      <w:proofErr w:type="spellEnd"/>
+      <w:r>
+        <w:rPr>
+          <w:color w:val="1A1A2E"/>
+          <w:sz w:val="19"/>
+          <w:szCs w:val="19"/>
+        </w:rPr>
+        <w:t xml:space="preserve"> — solid move/variation/promotion logic, well separated from UI.</w:t>
       </w:r>
     </w:p>
     <w:p>
@@ -269,13 +307,77 @@
         </w:numPr>
         <w:spacing w:before="40" w:after="60"/>
       </w:pPr>
+      <w:proofErr w:type="spellStart"/>
       <w:r>
         <w:rPr>
           <w:color w:val="1A1A2E"/>
           <w:sz w:val="19"/>
           <w:szCs w:val="19"/>
         </w:rPr>
-        <w:t>UciEngine — already returns score_cp, pv_uci, mate_in — coach extractor feed is ready.</w:t>
+        <w:t>UciEngine</w:t>
+      </w:r>
+      <w:proofErr w:type="spellEnd"/>
+      <w:r>
+        <w:rPr>
+          <w:color w:val="1A1A2E"/>
+          <w:sz w:val="19"/>
+          <w:szCs w:val="19"/>
+        </w:rPr>
+        <w:t xml:space="preserve"> — already returns </w:t>
+      </w:r>
+      <w:proofErr w:type="spellStart"/>
+      <w:r>
+        <w:rPr>
+          <w:color w:val="1A1A2E"/>
+          <w:sz w:val="19"/>
+          <w:szCs w:val="19"/>
+        </w:rPr>
+        <w:t>score_cp</w:t>
+      </w:r>
+      <w:proofErr w:type="spellEnd"/>
+      <w:r>
+        <w:rPr>
+          <w:color w:val="1A1A2E"/>
+          <w:sz w:val="19"/>
+          <w:szCs w:val="19"/>
+        </w:rPr>
+        <w:t xml:space="preserve">, </w:t>
+      </w:r>
+      <w:proofErr w:type="spellStart"/>
+      <w:r>
+        <w:rPr>
+          <w:color w:val="1A1A2E"/>
+          <w:sz w:val="19"/>
+          <w:szCs w:val="19"/>
+        </w:rPr>
+        <w:t>pv_uci</w:t>
+      </w:r>
+      <w:proofErr w:type="spellEnd"/>
+      <w:r>
+        <w:rPr>
+          <w:color w:val="1A1A2E"/>
+          <w:sz w:val="19"/>
+          <w:szCs w:val="19"/>
+        </w:rPr>
+        <w:t xml:space="preserve">, </w:t>
+      </w:r>
+      <w:proofErr w:type="spellStart"/>
+      <w:r>
+        <w:rPr>
+          <w:color w:val="1A1A2E"/>
+          <w:sz w:val="19"/>
+          <w:szCs w:val="19"/>
+        </w:rPr>
+        <w:t>mate_in</w:t>
+      </w:r>
+      <w:proofErr w:type="spellEnd"/>
+      <w:r>
+        <w:rPr>
+          <w:color w:val="1A1A2E"/>
+          <w:sz w:val="19"/>
+          <w:szCs w:val="19"/>
+        </w:rPr>
+        <w:t xml:space="preserve"> — coach extractor feed is ready.</w:t>
       </w:r>
     </w:p>
     <w:p>
@@ -287,13 +389,41 @@
         </w:numPr>
         <w:spacing w:before="40" w:after="60"/>
       </w:pPr>
+      <w:proofErr w:type="spellStart"/>
       <w:r>
         <w:rPr>
           <w:color w:val="1A1A2E"/>
           <w:sz w:val="19"/>
           <w:szCs w:val="19"/>
         </w:rPr>
-        <w:t>IndexWorker + QThread pattern — background indexing is correctly threaded.</w:t>
+        <w:t>IndexWorker</w:t>
+      </w:r>
+      <w:proofErr w:type="spellEnd"/>
+      <w:r>
+        <w:rPr>
+          <w:color w:val="1A1A2E"/>
+          <w:sz w:val="19"/>
+          <w:szCs w:val="19"/>
+        </w:rPr>
+        <w:t xml:space="preserve"> + </w:t>
+      </w:r>
+      <w:proofErr w:type="spellStart"/>
+      <w:r>
+        <w:rPr>
+          <w:color w:val="1A1A2E"/>
+          <w:sz w:val="19"/>
+          <w:szCs w:val="19"/>
+        </w:rPr>
+        <w:t>QThread</w:t>
+      </w:r>
+      <w:proofErr w:type="spellEnd"/>
+      <w:r>
+        <w:rPr>
+          <w:color w:val="1A1A2E"/>
+          <w:sz w:val="19"/>
+          <w:szCs w:val="19"/>
+        </w:rPr>
+        <w:t xml:space="preserve"> pattern — background indexing is correctly threaded.</w:t>
       </w:r>
     </w:p>
     <w:p>
@@ -305,13 +435,41 @@
         </w:numPr>
         <w:spacing w:before="40" w:after="60"/>
       </w:pPr>
+      <w:proofErr w:type="spellStart"/>
       <w:r>
         <w:rPr>
           <w:color w:val="1A1A2E"/>
           <w:sz w:val="19"/>
           <w:szCs w:val="19"/>
         </w:rPr>
-        <w:t>GameTableModel, ContinuationStatsModel — clean table models, keep as-is.</w:t>
+        <w:t>GameTableModel</w:t>
+      </w:r>
+      <w:proofErr w:type="spellEnd"/>
+      <w:r>
+        <w:rPr>
+          <w:color w:val="1A1A2E"/>
+          <w:sz w:val="19"/>
+          <w:szCs w:val="19"/>
+        </w:rPr>
+        <w:t xml:space="preserve">, </w:t>
+      </w:r>
+      <w:proofErr w:type="spellStart"/>
+      <w:r>
+        <w:rPr>
+          <w:color w:val="1A1A2E"/>
+          <w:sz w:val="19"/>
+          <w:szCs w:val="19"/>
+        </w:rPr>
+        <w:t>ContinuationStatsModel</w:t>
+      </w:r>
+      <w:proofErr w:type="spellEnd"/>
+      <w:r>
+        <w:rPr>
+          <w:color w:val="1A1A2E"/>
+          <w:sz w:val="19"/>
+          <w:szCs w:val="19"/>
+        </w:rPr>
+        <w:t xml:space="preserve"> — clean table models, keep as-is.</w:t>
       </w:r>
     </w:p>
     <w:p>
@@ -323,13 +481,23 @@
         </w:numPr>
         <w:spacing w:before="40" w:after="60"/>
       </w:pPr>
+      <w:proofErr w:type="spellStart"/>
       <w:r>
         <w:rPr>
           <w:color w:val="1A1A2E"/>
           <w:sz w:val="19"/>
           <w:szCs w:val="19"/>
         </w:rPr>
-        <w:t>QueryBuilder — works, keep as-is.</w:t>
+        <w:t>QueryBuilder</w:t>
+      </w:r>
+      <w:proofErr w:type="spellEnd"/>
+      <w:r>
+        <w:rPr>
+          <w:color w:val="1A1A2E"/>
+          <w:sz w:val="19"/>
+          <w:szCs w:val="19"/>
+        </w:rPr>
+        <w:t xml:space="preserve"> — works, keep as-is.</w:t>
       </w:r>
     </w:p>
     <w:p>
@@ -538,7 +706,43 @@
                 <w:sz w:val="18"/>
                 <w:szCs w:val="18"/>
               </w:rPr>
-              <w:t>The PGN editor is read-only (QTextEdit, setReadOnly=True). There is no way to insert coach annotations, variation notes, or comments into a game. This is required before coach feedback can be saved to a PGN.</w:t>
+              <w:t>The PGN editor is read-only (</w:t>
+            </w:r>
+            <w:proofErr w:type="spellStart"/>
+            <w:r>
+              <w:rPr>
+                <w:color w:val="555555"/>
+                <w:sz w:val="18"/>
+                <w:szCs w:val="18"/>
+              </w:rPr>
+              <w:t>QTextEdit</w:t>
+            </w:r>
+            <w:proofErr w:type="spellEnd"/>
+            <w:r>
+              <w:rPr>
+                <w:color w:val="555555"/>
+                <w:sz w:val="18"/>
+                <w:szCs w:val="18"/>
+              </w:rPr>
+              <w:t xml:space="preserve">, </w:t>
+            </w:r>
+            <w:proofErr w:type="spellStart"/>
+            <w:r>
+              <w:rPr>
+                <w:color w:val="555555"/>
+                <w:sz w:val="18"/>
+                <w:szCs w:val="18"/>
+              </w:rPr>
+              <w:t>setReadOnly</w:t>
+            </w:r>
+            <w:proofErr w:type="spellEnd"/>
+            <w:r>
+              <w:rPr>
+                <w:color w:val="555555"/>
+                <w:sz w:val="18"/>
+                <w:szCs w:val="18"/>
+              </w:rPr>
+              <w:t>=True). There is no way to insert coach annotations, variation notes, or comments into a game. This is required before coach feedback can be saved to a PGN.</w:t>
             </w:r>
           </w:p>
         </w:tc>
@@ -630,7 +834,25 @@
                 <w:sz w:val="18"/>
                 <w:szCs w:val="18"/>
               </w:rPr>
-              <w:t>No PGN save/export function exists in the UI. The editor can export_pgn() but there is no Save button, no Save As dialog, no file write path. Coach annotations written to a game would be lost on close.</w:t>
+              <w:t xml:space="preserve">No PGN save/export function exists in the UI. The editor can </w:t>
+            </w:r>
+            <w:proofErr w:type="spellStart"/>
+            <w:r>
+              <w:rPr>
+                <w:color w:val="555555"/>
+                <w:sz w:val="18"/>
+                <w:szCs w:val="18"/>
+              </w:rPr>
+              <w:t>export_pgn</w:t>
+            </w:r>
+            <w:proofErr w:type="spellEnd"/>
+            <w:r>
+              <w:rPr>
+                <w:color w:val="555555"/>
+                <w:sz w:val="18"/>
+                <w:szCs w:val="18"/>
+              </w:rPr>
+              <w:t>() but there is no Save button, no Save As dialog, no file write path. Coach annotations written to a game would be lost on close.</w:t>
             </w:r>
           </w:p>
         </w:tc>
@@ -722,7 +944,61 @@
                 <w:sz w:val="18"/>
                 <w:szCs w:val="18"/>
               </w:rPr>
-              <w:t>_after_user_move() calls _on_position_changed() and engine move — but there is no coach trigger hookup point. The signal chain needs a coachRequested signal for the coach widget to subscribe to.</w:t>
+              <w:t>_</w:t>
+            </w:r>
+            <w:proofErr w:type="spellStart"/>
+            <w:r>
+              <w:rPr>
+                <w:color w:val="555555"/>
+                <w:sz w:val="18"/>
+                <w:szCs w:val="18"/>
+              </w:rPr>
+              <w:t>after_user_move</w:t>
+            </w:r>
+            <w:proofErr w:type="spellEnd"/>
+            <w:r>
+              <w:rPr>
+                <w:color w:val="555555"/>
+                <w:sz w:val="18"/>
+                <w:szCs w:val="18"/>
+              </w:rPr>
+              <w:t>() calls _</w:t>
+            </w:r>
+            <w:proofErr w:type="spellStart"/>
+            <w:r>
+              <w:rPr>
+                <w:color w:val="555555"/>
+                <w:sz w:val="18"/>
+                <w:szCs w:val="18"/>
+              </w:rPr>
+              <w:t>on_position_changed</w:t>
+            </w:r>
+            <w:proofErr w:type="spellEnd"/>
+            <w:r>
+              <w:rPr>
+                <w:color w:val="555555"/>
+                <w:sz w:val="18"/>
+                <w:szCs w:val="18"/>
+              </w:rPr>
+              <w:t xml:space="preserve">() and engine move — but there is no coach trigger hookup point. The signal chain needs a </w:t>
+            </w:r>
+            <w:proofErr w:type="spellStart"/>
+            <w:r>
+              <w:rPr>
+                <w:color w:val="555555"/>
+                <w:sz w:val="18"/>
+                <w:szCs w:val="18"/>
+              </w:rPr>
+              <w:t>coachRequested</w:t>
+            </w:r>
+            <w:proofErr w:type="spellEnd"/>
+            <w:r>
+              <w:rPr>
+                <w:color w:val="555555"/>
+                <w:sz w:val="18"/>
+                <w:szCs w:val="18"/>
+              </w:rPr>
+              <w:t xml:space="preserve"> signal for the coach widget to subscribe to.</w:t>
             </w:r>
           </w:p>
         </w:tc>
@@ -906,7 +1182,61 @@
                 <w:sz w:val="18"/>
                 <w:szCs w:val="18"/>
               </w:rPr>
-              <w:t>Engine output is invisible. UciEngine returns score_cp and pv_uci but there is no eval bar, no score display, no PV line shown anywhere in the UI. The coach will reference engine evaluation — the player needs to see it.</w:t>
+              <w:t xml:space="preserve">Engine output is invisible. </w:t>
+            </w:r>
+            <w:proofErr w:type="spellStart"/>
+            <w:r>
+              <w:rPr>
+                <w:color w:val="555555"/>
+                <w:sz w:val="18"/>
+                <w:szCs w:val="18"/>
+              </w:rPr>
+              <w:t>UciEngine</w:t>
+            </w:r>
+            <w:proofErr w:type="spellEnd"/>
+            <w:r>
+              <w:rPr>
+                <w:color w:val="555555"/>
+                <w:sz w:val="18"/>
+                <w:szCs w:val="18"/>
+              </w:rPr>
+              <w:t xml:space="preserve"> returns </w:t>
+            </w:r>
+            <w:proofErr w:type="spellStart"/>
+            <w:r>
+              <w:rPr>
+                <w:color w:val="555555"/>
+                <w:sz w:val="18"/>
+                <w:szCs w:val="18"/>
+              </w:rPr>
+              <w:t>score_cp</w:t>
+            </w:r>
+            <w:proofErr w:type="spellEnd"/>
+            <w:r>
+              <w:rPr>
+                <w:color w:val="555555"/>
+                <w:sz w:val="18"/>
+                <w:szCs w:val="18"/>
+              </w:rPr>
+              <w:t xml:space="preserve"> and </w:t>
+            </w:r>
+            <w:proofErr w:type="spellStart"/>
+            <w:r>
+              <w:rPr>
+                <w:color w:val="555555"/>
+                <w:sz w:val="18"/>
+                <w:szCs w:val="18"/>
+              </w:rPr>
+              <w:t>pv_uci</w:t>
+            </w:r>
+            <w:proofErr w:type="spellEnd"/>
+            <w:r>
+              <w:rPr>
+                <w:color w:val="555555"/>
+                <w:sz w:val="18"/>
+                <w:szCs w:val="18"/>
+              </w:rPr>
+              <w:t xml:space="preserve"> but there is no eval bar, no score display, no PV line shown anywhere in the UI. The coach will reference engine evaluation — the player needs to see it.</w:t>
             </w:r>
           </w:p>
         </w:tc>
@@ -1090,7 +1420,97 @@
                 <w:sz w:val="18"/>
                 <w:szCs w:val="18"/>
               </w:rPr>
-              <w:t>window.py duplicates _IndexWorker which already exists in ui/worker.py. There are also duplicate copies of browser_ops, indexing_ops etc. in the mixin files that are never imported — window.py re-implements them inline. This dead code needs clearing.</w:t>
+              <w:t>window.py duplicates _</w:t>
+            </w:r>
+            <w:proofErr w:type="spellStart"/>
+            <w:r>
+              <w:rPr>
+                <w:color w:val="555555"/>
+                <w:sz w:val="18"/>
+                <w:szCs w:val="18"/>
+              </w:rPr>
+              <w:t>IndexWorker</w:t>
+            </w:r>
+            <w:proofErr w:type="spellEnd"/>
+            <w:r>
+              <w:rPr>
+                <w:color w:val="555555"/>
+                <w:sz w:val="18"/>
+                <w:szCs w:val="18"/>
+              </w:rPr>
+              <w:t xml:space="preserve"> which already exists in </w:t>
+            </w:r>
+            <w:proofErr w:type="spellStart"/>
+            <w:r>
+              <w:rPr>
+                <w:color w:val="555555"/>
+                <w:sz w:val="18"/>
+                <w:szCs w:val="18"/>
+              </w:rPr>
+              <w:t>ui</w:t>
+            </w:r>
+            <w:proofErr w:type="spellEnd"/>
+            <w:r>
+              <w:rPr>
+                <w:color w:val="555555"/>
+                <w:sz w:val="18"/>
+                <w:szCs w:val="18"/>
+              </w:rPr>
+              <w:t xml:space="preserve">/worker.py. There are also duplicate copies of </w:t>
+            </w:r>
+            <w:proofErr w:type="spellStart"/>
+            <w:r>
+              <w:rPr>
+                <w:color w:val="555555"/>
+                <w:sz w:val="18"/>
+                <w:szCs w:val="18"/>
+              </w:rPr>
+              <w:t>browser_ops</w:t>
+            </w:r>
+            <w:proofErr w:type="spellEnd"/>
+            <w:r>
+              <w:rPr>
+                <w:color w:val="555555"/>
+                <w:sz w:val="18"/>
+                <w:szCs w:val="18"/>
+              </w:rPr>
+              <w:t xml:space="preserve">, </w:t>
+            </w:r>
+            <w:proofErr w:type="spellStart"/>
+            <w:r>
+              <w:rPr>
+                <w:color w:val="555555"/>
+                <w:sz w:val="18"/>
+                <w:szCs w:val="18"/>
+              </w:rPr>
+              <w:t>indexing_ops</w:t>
+            </w:r>
+            <w:proofErr w:type="spellEnd"/>
+            <w:r>
+              <w:rPr>
+                <w:color w:val="555555"/>
+                <w:sz w:val="18"/>
+                <w:szCs w:val="18"/>
+              </w:rPr>
+              <w:t xml:space="preserve"> etc. in the </w:t>
+            </w:r>
+            <w:proofErr w:type="spellStart"/>
+            <w:r>
+              <w:rPr>
+                <w:color w:val="555555"/>
+                <w:sz w:val="18"/>
+                <w:szCs w:val="18"/>
+              </w:rPr>
+              <w:t>mixin</w:t>
+            </w:r>
+            <w:proofErr w:type="spellEnd"/>
+            <w:r>
+              <w:rPr>
+                <w:color w:val="555555"/>
+                <w:sz w:val="18"/>
+                <w:szCs w:val="18"/>
+              </w:rPr>
+              <w:t xml:space="preserve"> files that are never imported — window.py re-implements them inline. This dead code needs clearing.</w:t>
             </w:r>
           </w:p>
         </w:tc>
@@ -1293,23 +1713,43 @@
             <w:pPr>
               <w:spacing w:before="40"/>
             </w:pPr>
+            <w:proofErr w:type="spellStart"/>
             <w:r>
               <w:rPr>
                 <w:color w:val="555555"/>
                 <w:sz w:val="17"/>
                 <w:szCs w:val="17"/>
               </w:rPr>
-              <w:t>QueryBuilder (search bar)</w:t>
-            </w:r>
-          </w:p>
-          <w:p>
+              <w:t>QueryBuilder</w:t>
+            </w:r>
+            <w:proofErr w:type="spellEnd"/>
             <w:r>
               <w:rPr>
                 <w:color w:val="555555"/>
                 <w:sz w:val="17"/>
                 <w:szCs w:val="17"/>
               </w:rPr>
-              <w:t>GameTableModel (results)</w:t>
+              <w:t xml:space="preserve"> (search bar)</w:t>
+            </w:r>
+          </w:p>
+          <w:p>
+            <w:proofErr w:type="spellStart"/>
+            <w:r>
+              <w:rPr>
+                <w:color w:val="555555"/>
+                <w:sz w:val="17"/>
+                <w:szCs w:val="17"/>
+              </w:rPr>
+              <w:t>GameTableModel</w:t>
+            </w:r>
+            <w:proofErr w:type="spellEnd"/>
+            <w:r>
+              <w:rPr>
+                <w:color w:val="555555"/>
+                <w:sz w:val="17"/>
+                <w:szCs w:val="17"/>
+              </w:rPr>
+              <w:t xml:space="preserve"> (results)</w:t>
             </w:r>
           </w:p>
           <w:p>
@@ -1411,7 +1851,25 @@
                 <w:sz w:val="17"/>
                 <w:szCs w:val="17"/>
               </w:rPr>
-              <w:t>Board (QQuickWidget — unchanged)</w:t>
+              <w:t>Board (</w:t>
+            </w:r>
+            <w:proofErr w:type="spellStart"/>
+            <w:r>
+              <w:rPr>
+                <w:color w:val="555555"/>
+                <w:sz w:val="17"/>
+                <w:szCs w:val="17"/>
+              </w:rPr>
+              <w:t>QQuickWidget</w:t>
+            </w:r>
+            <w:proofErr w:type="spellEnd"/>
+            <w:r>
+              <w:rPr>
+                <w:color w:val="555555"/>
+                <w:sz w:val="17"/>
+                <w:szCs w:val="17"/>
+              </w:rPr>
+              <w:t xml:space="preserve"> — unchanged)</w:t>
             </w:r>
           </w:p>
           <w:p>
@@ -1541,8 +1999,8 @@
         <w:tblLook w:val="04A0" w:firstRow="1" w:lastRow="0" w:firstColumn="1" w:lastColumn="0" w:noHBand="0" w:noVBand="1"/>
       </w:tblPr>
       <w:tblGrid>
-        <w:gridCol w:w="1091"/>
-        <w:gridCol w:w="8269"/>
+        <w:gridCol w:w="934"/>
+        <w:gridCol w:w="8426"/>
       </w:tblGrid>
       <w:tr>
         <w:tblPrEx>
@@ -1626,7 +2084,123 @@
                 <w:sz w:val="19"/>
                 <w:szCs w:val="19"/>
               </w:rPr>
-              <w:t>200-game cap + synchronous PGN disk parsing on every refresh. Must fix first.</w:t>
+              <w:t xml:space="preserve">200-game cap + </w:t>
+            </w:r>
+            <w:r>
+              <w:rPr>
+                <w:i/>
+                <w:iCs/>
+                <w:color w:val="555555"/>
+                <w:sz w:val="19"/>
+                <w:szCs w:val="19"/>
+              </w:rPr>
+              <w:t>refresh list of games as you scroll</w:t>
+            </w:r>
+            <w:r>
+              <w:rPr>
+                <w:i/>
+                <w:iCs/>
+                <w:color w:val="555555"/>
+                <w:sz w:val="19"/>
+                <w:szCs w:val="19"/>
+              </w:rPr>
+              <w:t>. Must fix first.</w:t>
+            </w:r>
+            <w:r>
+              <w:rPr>
+                <w:color w:val="555555"/>
+                <w:sz w:val="18"/>
+                <w:szCs w:val="18"/>
+              </w:rPr>
+              <w:t xml:space="preserve"> </w:t>
+            </w:r>
+            <w:r>
+              <w:rPr>
+                <w:color w:val="555555"/>
+                <w:sz w:val="18"/>
+                <w:szCs w:val="18"/>
+              </w:rPr>
+              <w:t>. (2) _</w:t>
+            </w:r>
+            <w:proofErr w:type="spellStart"/>
+            <w:r>
+              <w:rPr>
+                <w:color w:val="555555"/>
+                <w:sz w:val="18"/>
+                <w:szCs w:val="18"/>
+              </w:rPr>
+              <w:t>refresh_variations_tab</w:t>
+            </w:r>
+            <w:proofErr w:type="spellEnd"/>
+            <w:r>
+              <w:rPr>
+                <w:color w:val="555555"/>
+                <w:sz w:val="18"/>
+                <w:szCs w:val="18"/>
+              </w:rPr>
+              <w:t>()</w:t>
+            </w:r>
+            <w:r>
+              <w:rPr>
+                <w:color w:val="555555"/>
+                <w:sz w:val="18"/>
+                <w:szCs w:val="18"/>
+              </w:rPr>
+              <w:t xml:space="preserve"> should only </w:t>
+            </w:r>
+            <w:proofErr w:type="spellStart"/>
+            <w:r>
+              <w:rPr>
+                <w:color w:val="555555"/>
+                <w:sz w:val="18"/>
+                <w:szCs w:val="18"/>
+              </w:rPr>
+              <w:t>referesh</w:t>
+            </w:r>
+            <w:proofErr w:type="spellEnd"/>
+            <w:r>
+              <w:rPr>
+                <w:color w:val="555555"/>
+                <w:sz w:val="18"/>
+                <w:szCs w:val="18"/>
+              </w:rPr>
+              <w:t xml:space="preserve"> on new moves and should do so with respect to the </w:t>
+            </w:r>
+            <w:proofErr w:type="spellStart"/>
+            <w:r>
+              <w:rPr>
+                <w:color w:val="555555"/>
+                <w:sz w:val="18"/>
+                <w:szCs w:val="18"/>
+              </w:rPr>
+              <w:t>sqlite</w:t>
+            </w:r>
+            <w:proofErr w:type="spellEnd"/>
+            <w:r>
+              <w:rPr>
+                <w:color w:val="555555"/>
+                <w:sz w:val="18"/>
+                <w:szCs w:val="18"/>
+              </w:rPr>
+              <w:t xml:space="preserve"> </w:t>
+            </w:r>
+            <w:proofErr w:type="spellStart"/>
+            <w:r>
+              <w:rPr>
+                <w:color w:val="555555"/>
+                <w:sz w:val="18"/>
+                <w:szCs w:val="18"/>
+              </w:rPr>
+              <w:t>db</w:t>
+            </w:r>
+            <w:proofErr w:type="spellEnd"/>
+            <w:r>
+              <w:rPr>
+                <w:color w:val="555555"/>
+                <w:sz w:val="18"/>
+                <w:szCs w:val="18"/>
+              </w:rPr>
+              <w:t>, not the games list</w:t>
             </w:r>
           </w:p>
         </w:tc>
@@ -1718,7 +2292,61 @@
                 <w:sz w:val="18"/>
                 <w:szCs w:val="18"/>
               </w:rPr>
-              <w:t>Two compounding bugs make the browser unusable at scale. (1) page_size: 200 in default.yaml hard-caps game display. (2) _refresh_variations_tab() opens and parses every PGN file from disk synchronously on the main thread on every refresh — O(n) disk reads with no cache. With 6M games this would never complete.</w:t>
+              <w:t xml:space="preserve">Two compounding bugs make the browser unusable at scale. (1) </w:t>
+            </w:r>
+            <w:proofErr w:type="spellStart"/>
+            <w:r>
+              <w:rPr>
+                <w:color w:val="555555"/>
+                <w:sz w:val="18"/>
+                <w:szCs w:val="18"/>
+              </w:rPr>
+              <w:t>page_size</w:t>
+            </w:r>
+            <w:proofErr w:type="spellEnd"/>
+            <w:r>
+              <w:rPr>
+                <w:color w:val="555555"/>
+                <w:sz w:val="18"/>
+                <w:szCs w:val="18"/>
+              </w:rPr>
+              <w:t xml:space="preserve">: 200 in </w:t>
+            </w:r>
+            <w:proofErr w:type="spellStart"/>
+            <w:r>
+              <w:rPr>
+                <w:color w:val="555555"/>
+                <w:sz w:val="18"/>
+                <w:szCs w:val="18"/>
+              </w:rPr>
+              <w:t>default.yaml</w:t>
+            </w:r>
+            <w:proofErr w:type="spellEnd"/>
+            <w:r>
+              <w:rPr>
+                <w:color w:val="555555"/>
+                <w:sz w:val="18"/>
+                <w:szCs w:val="18"/>
+              </w:rPr>
+              <w:t xml:space="preserve"> hard-caps game display. (2) _</w:t>
+            </w:r>
+            <w:proofErr w:type="spellStart"/>
+            <w:r>
+              <w:rPr>
+                <w:color w:val="555555"/>
+                <w:sz w:val="18"/>
+                <w:szCs w:val="18"/>
+              </w:rPr>
+              <w:t>refresh_variations_tab</w:t>
+            </w:r>
+            <w:proofErr w:type="spellEnd"/>
+            <w:r>
+              <w:rPr>
+                <w:color w:val="555555"/>
+                <w:sz w:val="18"/>
+                <w:szCs w:val="18"/>
+              </w:rPr>
+              <w:t>() opens and parses every PGN file from disk synchronously on the main thread on every refresh — O(n) disk reads with no cache. With 6M games this would never complete.</w:t>
             </w:r>
           </w:p>
         </w:tc>
@@ -2115,7 +2743,43 @@
                 <w:sz w:val="16"/>
                 <w:szCs w:val="16"/>
               </w:rPr>
-              <w:t>Raise page_size in default.yaml to a sensible default (e.g. 2000) or implement proper pagination with a page navigator. The SQLite query is fast — the cap is artificial.</w:t>
+              <w:t xml:space="preserve">Raise </w:t>
+            </w:r>
+            <w:proofErr w:type="spellStart"/>
+            <w:r>
+              <w:rPr>
+                <w:color w:val="1A1A2E"/>
+                <w:sz w:val="16"/>
+                <w:szCs w:val="16"/>
+              </w:rPr>
+              <w:t>page_size</w:t>
+            </w:r>
+            <w:proofErr w:type="spellEnd"/>
+            <w:r>
+              <w:rPr>
+                <w:color w:val="1A1A2E"/>
+                <w:sz w:val="16"/>
+                <w:szCs w:val="16"/>
+              </w:rPr>
+              <w:t xml:space="preserve"> in </w:t>
+            </w:r>
+            <w:proofErr w:type="spellStart"/>
+            <w:r>
+              <w:rPr>
+                <w:color w:val="1A1A2E"/>
+                <w:sz w:val="16"/>
+                <w:szCs w:val="16"/>
+              </w:rPr>
+              <w:t>default.yaml</w:t>
+            </w:r>
+            <w:proofErr w:type="spellEnd"/>
+            <w:r>
+              <w:rPr>
+                <w:color w:val="1A1A2E"/>
+                <w:sz w:val="16"/>
+                <w:szCs w:val="16"/>
+              </w:rPr>
+              <w:t xml:space="preserve"> to a sensible default (e.g. 2000) or implement proper pagination with a page navigator. The SQLite query is fast — the cap is artificial.</w:t>
             </w:r>
           </w:p>
         </w:tc>
@@ -2216,7 +2880,29 @@
                 <w:sz w:val="17"/>
                 <w:szCs w:val="17"/>
               </w:rPr>
-              <w:t>Store first_move in index</w:t>
+              <w:t xml:space="preserve">Store </w:t>
+            </w:r>
+            <w:proofErr w:type="spellStart"/>
+            <w:r>
+              <w:rPr>
+                <w:b/>
+                <w:bCs/>
+                <w:color w:val="16213E"/>
+                <w:sz w:val="17"/>
+                <w:szCs w:val="17"/>
+              </w:rPr>
+              <w:t>first_move</w:t>
+            </w:r>
+            <w:proofErr w:type="spellEnd"/>
+            <w:r>
+              <w:rPr>
+                <w:b/>
+                <w:bCs/>
+                <w:color w:val="16213E"/>
+                <w:sz w:val="17"/>
+                <w:szCs w:val="17"/>
+              </w:rPr>
+              <w:t xml:space="preserve"> in index</w:t>
             </w:r>
           </w:p>
         </w:tc>
@@ -2311,7 +2997,25 @@
                 <w:sz w:val="16"/>
                 <w:szCs w:val="16"/>
               </w:rPr>
-              <w:t>Add first_move TEXT column to the games table in indexer.py. During indexing, parse the first mainline move and store its SAN in the index. Migrate existing index or force rebuild.</w:t>
+              <w:t xml:space="preserve">Add </w:t>
+            </w:r>
+            <w:proofErr w:type="spellStart"/>
+            <w:r>
+              <w:rPr>
+                <w:color w:val="1A1A2E"/>
+                <w:sz w:val="16"/>
+                <w:szCs w:val="16"/>
+              </w:rPr>
+              <w:t>first_move</w:t>
+            </w:r>
+            <w:proofErr w:type="spellEnd"/>
+            <w:r>
+              <w:rPr>
+                <w:color w:val="1A1A2E"/>
+                <w:sz w:val="16"/>
+                <w:szCs w:val="16"/>
+              </w:rPr>
+              <w:t xml:space="preserve"> TEXT column to the games table in indexer.py. During indexing, parse the first mainline move and store its SAN in the index. Migrate existing index or force rebuild.</w:t>
             </w:r>
           </w:p>
         </w:tc>
@@ -2340,7 +3044,25 @@
                 <w:sz w:val="15"/>
                 <w:szCs w:val="15"/>
               </w:rPr>
-              <w:t>Continuation stats currently re-parse every PGN file from disk. With first_move in SQLite, the query becomes a fast GROUP BY on an indexed column.</w:t>
+              <w:t xml:space="preserve">Continuation stats currently re-parse every PGN file from disk. With </w:t>
+            </w:r>
+            <w:proofErr w:type="spellStart"/>
+            <w:r>
+              <w:rPr>
+                <w:color w:val="555555"/>
+                <w:sz w:val="15"/>
+                <w:szCs w:val="15"/>
+              </w:rPr>
+              <w:t>first_move</w:t>
+            </w:r>
+            <w:proofErr w:type="spellEnd"/>
+            <w:r>
+              <w:rPr>
+                <w:color w:val="555555"/>
+                <w:sz w:val="15"/>
+                <w:szCs w:val="15"/>
+              </w:rPr>
+              <w:t xml:space="preserve"> in SQLite, the query becomes a fast GROUP BY on an indexed column.</w:t>
             </w:r>
           </w:p>
         </w:tc>
@@ -2507,7 +3229,97 @@
                 <w:sz w:val="16"/>
                 <w:szCs w:val="16"/>
               </w:rPr>
-              <w:t>Rewrite root_continuation_stats_from_store() to query the games table directly: SELECT first_move, COUNT(*), SUM(white_wins)... GROUP BY first_move WHERE source_id=? ORDER BY COUNT(*) DESC. Zero disk reads, sub-millisecond on 6M games.</w:t>
+              <w:t xml:space="preserve">Rewrite </w:t>
+            </w:r>
+            <w:proofErr w:type="spellStart"/>
+            <w:r>
+              <w:rPr>
+                <w:color w:val="1A1A2E"/>
+                <w:sz w:val="16"/>
+                <w:szCs w:val="16"/>
+              </w:rPr>
+              <w:t>root_continuation_stats_from_store</w:t>
+            </w:r>
+            <w:proofErr w:type="spellEnd"/>
+            <w:r>
+              <w:rPr>
+                <w:color w:val="1A1A2E"/>
+                <w:sz w:val="16"/>
+                <w:szCs w:val="16"/>
+              </w:rPr>
+              <w:t xml:space="preserve">() to query the games table directly: SELECT </w:t>
+            </w:r>
+            <w:proofErr w:type="spellStart"/>
+            <w:r>
+              <w:rPr>
+                <w:color w:val="1A1A2E"/>
+                <w:sz w:val="16"/>
+                <w:szCs w:val="16"/>
+              </w:rPr>
+              <w:t>first_move</w:t>
+            </w:r>
+            <w:proofErr w:type="spellEnd"/>
+            <w:r>
+              <w:rPr>
+                <w:color w:val="1A1A2E"/>
+                <w:sz w:val="16"/>
+                <w:szCs w:val="16"/>
+              </w:rPr>
+              <w:t>, COUNT(*), SUM(</w:t>
+            </w:r>
+            <w:proofErr w:type="spellStart"/>
+            <w:r>
+              <w:rPr>
+                <w:color w:val="1A1A2E"/>
+                <w:sz w:val="16"/>
+                <w:szCs w:val="16"/>
+              </w:rPr>
+              <w:t>white_wins</w:t>
+            </w:r>
+            <w:proofErr w:type="spellEnd"/>
+            <w:r>
+              <w:rPr>
+                <w:color w:val="1A1A2E"/>
+                <w:sz w:val="16"/>
+                <w:szCs w:val="16"/>
+              </w:rPr>
+              <w:t xml:space="preserve">)... GROUP BY </w:t>
+            </w:r>
+            <w:proofErr w:type="spellStart"/>
+            <w:r>
+              <w:rPr>
+                <w:color w:val="1A1A2E"/>
+                <w:sz w:val="16"/>
+                <w:szCs w:val="16"/>
+              </w:rPr>
+              <w:t>first_move</w:t>
+            </w:r>
+            <w:proofErr w:type="spellEnd"/>
+            <w:r>
+              <w:rPr>
+                <w:color w:val="1A1A2E"/>
+                <w:sz w:val="16"/>
+                <w:szCs w:val="16"/>
+              </w:rPr>
+              <w:t xml:space="preserve"> WHERE </w:t>
+            </w:r>
+            <w:proofErr w:type="spellStart"/>
+            <w:r>
+              <w:rPr>
+                <w:color w:val="1A1A2E"/>
+                <w:sz w:val="16"/>
+                <w:szCs w:val="16"/>
+              </w:rPr>
+              <w:t>source_id</w:t>
+            </w:r>
+            <w:proofErr w:type="spellEnd"/>
+            <w:r>
+              <w:rPr>
+                <w:color w:val="1A1A2E"/>
+                <w:sz w:val="16"/>
+                <w:szCs w:val="16"/>
+              </w:rPr>
+              <w:t>=? ORDER BY COUNT(*) DESC. Zero disk reads, sub-millisecond on 6M games.</w:t>
             </w:r>
           </w:p>
         </w:tc>
@@ -2703,7 +3515,43 @@
                 <w:sz w:val="16"/>
                 <w:szCs w:val="16"/>
               </w:rPr>
-              <w:t>Even after A0c, move _refresh_variations_tab() to a QThread worker so any future slowness cannot block the UI. Emit a signal when stats are ready, update the model in the main thread.</w:t>
+              <w:t>Even after A0c, move _</w:t>
+            </w:r>
+            <w:proofErr w:type="spellStart"/>
+            <w:r>
+              <w:rPr>
+                <w:color w:val="1A1A2E"/>
+                <w:sz w:val="16"/>
+                <w:szCs w:val="16"/>
+              </w:rPr>
+              <w:t>refresh_variations_tab</w:t>
+            </w:r>
+            <w:proofErr w:type="spellEnd"/>
+            <w:r>
+              <w:rPr>
+                <w:color w:val="1A1A2E"/>
+                <w:sz w:val="16"/>
+                <w:szCs w:val="16"/>
+              </w:rPr>
+              <w:t xml:space="preserve">() to a </w:t>
+            </w:r>
+            <w:proofErr w:type="spellStart"/>
+            <w:r>
+              <w:rPr>
+                <w:color w:val="1A1A2E"/>
+                <w:sz w:val="16"/>
+                <w:szCs w:val="16"/>
+              </w:rPr>
+              <w:t>QThread</w:t>
+            </w:r>
+            <w:proofErr w:type="spellEnd"/>
+            <w:r>
+              <w:rPr>
+                <w:color w:val="1A1A2E"/>
+                <w:sz w:val="16"/>
+                <w:szCs w:val="16"/>
+              </w:rPr>
+              <w:t xml:space="preserve"> worker so any future slowness cannot block the UI. Emit a signal when stats are ready, update the model in the main thread.</w:t>
             </w:r>
           </w:p>
         </w:tc>
@@ -3239,7 +4087,61 @@
                 <w:sz w:val="16"/>
                 <w:szCs w:val="16"/>
               </w:rPr>
-              <w:t>Move all _engine_* methods and _set_engine_* methods into ui/engine_panel.py as an EnginePanel widget. MainWindow holds a reference, connects signals.</w:t>
+              <w:t>Move all _engine_* methods and _</w:t>
+            </w:r>
+            <w:proofErr w:type="spellStart"/>
+            <w:r>
+              <w:rPr>
+                <w:color w:val="1A1A2E"/>
+                <w:sz w:val="16"/>
+                <w:szCs w:val="16"/>
+              </w:rPr>
+              <w:t>set_engine</w:t>
+            </w:r>
+            <w:proofErr w:type="spellEnd"/>
+            <w:r>
+              <w:rPr>
+                <w:color w:val="1A1A2E"/>
+                <w:sz w:val="16"/>
+                <w:szCs w:val="16"/>
+              </w:rPr>
+              <w:t xml:space="preserve">_* methods into ui/engine_panel.py as an </w:t>
+            </w:r>
+            <w:proofErr w:type="spellStart"/>
+            <w:r>
+              <w:rPr>
+                <w:color w:val="1A1A2E"/>
+                <w:sz w:val="16"/>
+                <w:szCs w:val="16"/>
+              </w:rPr>
+              <w:t>EnginePanel</w:t>
+            </w:r>
+            <w:proofErr w:type="spellEnd"/>
+            <w:r>
+              <w:rPr>
+                <w:color w:val="1A1A2E"/>
+                <w:sz w:val="16"/>
+                <w:szCs w:val="16"/>
+              </w:rPr>
+              <w:t xml:space="preserve"> widget. </w:t>
+            </w:r>
+            <w:proofErr w:type="spellStart"/>
+            <w:r>
+              <w:rPr>
+                <w:color w:val="1A1A2E"/>
+                <w:sz w:val="16"/>
+                <w:szCs w:val="16"/>
+              </w:rPr>
+              <w:t>MainWindow</w:t>
+            </w:r>
+            <w:proofErr w:type="spellEnd"/>
+            <w:r>
+              <w:rPr>
+                <w:color w:val="1A1A2E"/>
+                <w:sz w:val="16"/>
+                <w:szCs w:val="16"/>
+              </w:rPr>
+              <w:t xml:space="preserve"> holds a reference, connects signals.</w:t>
             </w:r>
           </w:p>
         </w:tc>
@@ -3436,7 +4338,115 @@
                 <w:sz w:val="16"/>
                 <w:szCs w:val="16"/>
               </w:rPr>
-              <w:t>Move _IndexWorker (duplicated inline), _start_index_job, _on_index_*, _load_pgn_*, _reindex_* into ui/main_window/indexing_ops.py. The file exists but is unused — populate it.</w:t>
+              <w:t>Move _</w:t>
+            </w:r>
+            <w:proofErr w:type="spellStart"/>
+            <w:r>
+              <w:rPr>
+                <w:color w:val="1A1A2E"/>
+                <w:sz w:val="16"/>
+                <w:szCs w:val="16"/>
+              </w:rPr>
+              <w:t>IndexWorker</w:t>
+            </w:r>
+            <w:proofErr w:type="spellEnd"/>
+            <w:r>
+              <w:rPr>
+                <w:color w:val="1A1A2E"/>
+                <w:sz w:val="16"/>
+                <w:szCs w:val="16"/>
+              </w:rPr>
+              <w:t xml:space="preserve"> (duplicated inline), _</w:t>
+            </w:r>
+            <w:proofErr w:type="spellStart"/>
+            <w:r>
+              <w:rPr>
+                <w:color w:val="1A1A2E"/>
+                <w:sz w:val="16"/>
+                <w:szCs w:val="16"/>
+              </w:rPr>
+              <w:t>start_index_job</w:t>
+            </w:r>
+            <w:proofErr w:type="spellEnd"/>
+            <w:r>
+              <w:rPr>
+                <w:color w:val="1A1A2E"/>
+                <w:sz w:val="16"/>
+                <w:szCs w:val="16"/>
+              </w:rPr>
+              <w:t>, _</w:t>
+            </w:r>
+            <w:proofErr w:type="spellStart"/>
+            <w:r>
+              <w:rPr>
+                <w:color w:val="1A1A2E"/>
+                <w:sz w:val="16"/>
+                <w:szCs w:val="16"/>
+              </w:rPr>
+              <w:t>on_index</w:t>
+            </w:r>
+            <w:proofErr w:type="spellEnd"/>
+            <w:r>
+              <w:rPr>
+                <w:color w:val="1A1A2E"/>
+                <w:sz w:val="16"/>
+                <w:szCs w:val="16"/>
+              </w:rPr>
+              <w:t>_*, _</w:t>
+            </w:r>
+            <w:proofErr w:type="spellStart"/>
+            <w:r>
+              <w:rPr>
+                <w:color w:val="1A1A2E"/>
+                <w:sz w:val="16"/>
+                <w:szCs w:val="16"/>
+              </w:rPr>
+              <w:t>load_pgn</w:t>
+            </w:r>
+            <w:proofErr w:type="spellEnd"/>
+            <w:r>
+              <w:rPr>
+                <w:color w:val="1A1A2E"/>
+                <w:sz w:val="16"/>
+                <w:szCs w:val="16"/>
+              </w:rPr>
+              <w:t xml:space="preserve">_*, _reindex_* into </w:t>
+            </w:r>
+            <w:proofErr w:type="spellStart"/>
+            <w:r>
+              <w:rPr>
+                <w:color w:val="1A1A2E"/>
+                <w:sz w:val="16"/>
+                <w:szCs w:val="16"/>
+              </w:rPr>
+              <w:t>ui</w:t>
+            </w:r>
+            <w:proofErr w:type="spellEnd"/>
+            <w:r>
+              <w:rPr>
+                <w:color w:val="1A1A2E"/>
+                <w:sz w:val="16"/>
+                <w:szCs w:val="16"/>
+              </w:rPr>
+              <w:t>/</w:t>
+            </w:r>
+            <w:proofErr w:type="spellStart"/>
+            <w:r>
+              <w:rPr>
+                <w:color w:val="1A1A2E"/>
+                <w:sz w:val="16"/>
+                <w:szCs w:val="16"/>
+              </w:rPr>
+              <w:t>main_window</w:t>
+            </w:r>
+            <w:proofErr w:type="spellEnd"/>
+            <w:r>
+              <w:rPr>
+                <w:color w:val="1A1A2E"/>
+                <w:sz w:val="16"/>
+                <w:szCs w:val="16"/>
+              </w:rPr>
+              <w:t>/indexing_ops.py. The file exists but is unused — populate it.</w:t>
             </w:r>
           </w:p>
         </w:tc>
@@ -3465,7 +4475,25 @@
                 <w:sz w:val="15"/>
                 <w:szCs w:val="15"/>
               </w:rPr>
-              <w:t>Dead code creates confusion. The mixin files exist but window.py re-implements everything inline.</w:t>
+              <w:t xml:space="preserve">Dead code creates confusion. The </w:t>
+            </w:r>
+            <w:proofErr w:type="spellStart"/>
+            <w:r>
+              <w:rPr>
+                <w:color w:val="555555"/>
+                <w:sz w:val="15"/>
+                <w:szCs w:val="15"/>
+              </w:rPr>
+              <w:t>mixin</w:t>
+            </w:r>
+            <w:proofErr w:type="spellEnd"/>
+            <w:r>
+              <w:rPr>
+                <w:color w:val="555555"/>
+                <w:sz w:val="15"/>
+                <w:szCs w:val="15"/>
+              </w:rPr>
+              <w:t xml:space="preserve"> files exist but window.py re-implements everything inline.</w:t>
             </w:r>
           </w:p>
         </w:tc>
@@ -3632,7 +4660,115 @@
                 <w:sz w:val="16"/>
                 <w:szCs w:val="16"/>
               </w:rPr>
-              <w:t>Move _set_active_source, _update_source_combo, _choose_initial_source, _on_source_combo_changed into ui/main_window/source_state.py. File exists, use it.</w:t>
+              <w:t>Move _</w:t>
+            </w:r>
+            <w:proofErr w:type="spellStart"/>
+            <w:r>
+              <w:rPr>
+                <w:color w:val="1A1A2E"/>
+                <w:sz w:val="16"/>
+                <w:szCs w:val="16"/>
+              </w:rPr>
+              <w:t>set_active_source</w:t>
+            </w:r>
+            <w:proofErr w:type="spellEnd"/>
+            <w:r>
+              <w:rPr>
+                <w:color w:val="1A1A2E"/>
+                <w:sz w:val="16"/>
+                <w:szCs w:val="16"/>
+              </w:rPr>
+              <w:t>, _</w:t>
+            </w:r>
+            <w:proofErr w:type="spellStart"/>
+            <w:r>
+              <w:rPr>
+                <w:color w:val="1A1A2E"/>
+                <w:sz w:val="16"/>
+                <w:szCs w:val="16"/>
+              </w:rPr>
+              <w:t>update_source_combo</w:t>
+            </w:r>
+            <w:proofErr w:type="spellEnd"/>
+            <w:r>
+              <w:rPr>
+                <w:color w:val="1A1A2E"/>
+                <w:sz w:val="16"/>
+                <w:szCs w:val="16"/>
+              </w:rPr>
+              <w:t>, _</w:t>
+            </w:r>
+            <w:proofErr w:type="spellStart"/>
+            <w:r>
+              <w:rPr>
+                <w:color w:val="1A1A2E"/>
+                <w:sz w:val="16"/>
+                <w:szCs w:val="16"/>
+              </w:rPr>
+              <w:t>choose_initial_source</w:t>
+            </w:r>
+            <w:proofErr w:type="spellEnd"/>
+            <w:r>
+              <w:rPr>
+                <w:color w:val="1A1A2E"/>
+                <w:sz w:val="16"/>
+                <w:szCs w:val="16"/>
+              </w:rPr>
+              <w:t>, _</w:t>
+            </w:r>
+            <w:proofErr w:type="spellStart"/>
+            <w:r>
+              <w:rPr>
+                <w:color w:val="1A1A2E"/>
+                <w:sz w:val="16"/>
+                <w:szCs w:val="16"/>
+              </w:rPr>
+              <w:t>on_source_combo_changed</w:t>
+            </w:r>
+            <w:proofErr w:type="spellEnd"/>
+            <w:r>
+              <w:rPr>
+                <w:color w:val="1A1A2E"/>
+                <w:sz w:val="16"/>
+                <w:szCs w:val="16"/>
+              </w:rPr>
+              <w:t xml:space="preserve"> into </w:t>
+            </w:r>
+            <w:proofErr w:type="spellStart"/>
+            <w:r>
+              <w:rPr>
+                <w:color w:val="1A1A2E"/>
+                <w:sz w:val="16"/>
+                <w:szCs w:val="16"/>
+              </w:rPr>
+              <w:t>ui</w:t>
+            </w:r>
+            <w:proofErr w:type="spellEnd"/>
+            <w:r>
+              <w:rPr>
+                <w:color w:val="1A1A2E"/>
+                <w:sz w:val="16"/>
+                <w:szCs w:val="16"/>
+              </w:rPr>
+              <w:t>/</w:t>
+            </w:r>
+            <w:proofErr w:type="spellStart"/>
+            <w:r>
+              <w:rPr>
+                <w:color w:val="1A1A2E"/>
+                <w:sz w:val="16"/>
+                <w:szCs w:val="16"/>
+              </w:rPr>
+              <w:t>main_window</w:t>
+            </w:r>
+            <w:proofErr w:type="spellEnd"/>
+            <w:r>
+              <w:rPr>
+                <w:color w:val="1A1A2E"/>
+                <w:sz w:val="16"/>
+                <w:szCs w:val="16"/>
+              </w:rPr>
+              <w:t>/source_state.py. File exists, use it.</w:t>
             </w:r>
           </w:p>
         </w:tc>
@@ -3661,7 +4797,25 @@
                 <w:sz w:val="15"/>
                 <w:szCs w:val="15"/>
               </w:rPr>
-              <w:t>Same as A2 — the mixin infrastructure exists, window.py ignores it.</w:t>
+              <w:t xml:space="preserve">Same as A2 — the </w:t>
+            </w:r>
+            <w:proofErr w:type="spellStart"/>
+            <w:r>
+              <w:rPr>
+                <w:color w:val="555555"/>
+                <w:sz w:val="15"/>
+                <w:szCs w:val="15"/>
+              </w:rPr>
+              <w:t>mixin</w:t>
+            </w:r>
+            <w:proofErr w:type="spellEnd"/>
+            <w:r>
+              <w:rPr>
+                <w:color w:val="555555"/>
+                <w:sz w:val="15"/>
+                <w:szCs w:val="15"/>
+              </w:rPr>
+              <w:t xml:space="preserve"> infrastructure exists, window.py ignores it.</w:t>
             </w:r>
           </w:p>
         </w:tc>
@@ -3828,7 +4982,151 @@
                 <w:sz w:val="16"/>
                 <w:szCs w:val="16"/>
               </w:rPr>
-              <w:t>Move _refresh_games, _open_selected_game, _set_pgn_text_and_highlight, _edit_header, _add_header, _refresh_variations_tab into ui/main_window/browser_ops.py.</w:t>
+              <w:t>Move _</w:t>
+            </w:r>
+            <w:proofErr w:type="spellStart"/>
+            <w:r>
+              <w:rPr>
+                <w:color w:val="1A1A2E"/>
+                <w:sz w:val="16"/>
+                <w:szCs w:val="16"/>
+              </w:rPr>
+              <w:t>refresh_games</w:t>
+            </w:r>
+            <w:proofErr w:type="spellEnd"/>
+            <w:r>
+              <w:rPr>
+                <w:color w:val="1A1A2E"/>
+                <w:sz w:val="16"/>
+                <w:szCs w:val="16"/>
+              </w:rPr>
+              <w:t>, _</w:t>
+            </w:r>
+            <w:proofErr w:type="spellStart"/>
+            <w:r>
+              <w:rPr>
+                <w:color w:val="1A1A2E"/>
+                <w:sz w:val="16"/>
+                <w:szCs w:val="16"/>
+              </w:rPr>
+              <w:t>open_selected_game</w:t>
+            </w:r>
+            <w:proofErr w:type="spellEnd"/>
+            <w:r>
+              <w:rPr>
+                <w:color w:val="1A1A2E"/>
+                <w:sz w:val="16"/>
+                <w:szCs w:val="16"/>
+              </w:rPr>
+              <w:t>, _</w:t>
+            </w:r>
+            <w:proofErr w:type="spellStart"/>
+            <w:r>
+              <w:rPr>
+                <w:color w:val="1A1A2E"/>
+                <w:sz w:val="16"/>
+                <w:szCs w:val="16"/>
+              </w:rPr>
+              <w:t>set_pgn_text_and_highlight</w:t>
+            </w:r>
+            <w:proofErr w:type="spellEnd"/>
+            <w:r>
+              <w:rPr>
+                <w:color w:val="1A1A2E"/>
+                <w:sz w:val="16"/>
+                <w:szCs w:val="16"/>
+              </w:rPr>
+              <w:t>, _</w:t>
+            </w:r>
+            <w:proofErr w:type="spellStart"/>
+            <w:r>
+              <w:rPr>
+                <w:color w:val="1A1A2E"/>
+                <w:sz w:val="16"/>
+                <w:szCs w:val="16"/>
+              </w:rPr>
+              <w:t>edit_header</w:t>
+            </w:r>
+            <w:proofErr w:type="spellEnd"/>
+            <w:r>
+              <w:rPr>
+                <w:color w:val="1A1A2E"/>
+                <w:sz w:val="16"/>
+                <w:szCs w:val="16"/>
+              </w:rPr>
+              <w:t>, _</w:t>
+            </w:r>
+            <w:proofErr w:type="spellStart"/>
+            <w:r>
+              <w:rPr>
+                <w:color w:val="1A1A2E"/>
+                <w:sz w:val="16"/>
+                <w:szCs w:val="16"/>
+              </w:rPr>
+              <w:t>add_header</w:t>
+            </w:r>
+            <w:proofErr w:type="spellEnd"/>
+            <w:r>
+              <w:rPr>
+                <w:color w:val="1A1A2E"/>
+                <w:sz w:val="16"/>
+                <w:szCs w:val="16"/>
+              </w:rPr>
+              <w:t>, _</w:t>
+            </w:r>
+            <w:proofErr w:type="spellStart"/>
+            <w:r>
+              <w:rPr>
+                <w:color w:val="1A1A2E"/>
+                <w:sz w:val="16"/>
+                <w:szCs w:val="16"/>
+              </w:rPr>
+              <w:t>refresh_variations_tab</w:t>
+            </w:r>
+            <w:proofErr w:type="spellEnd"/>
+            <w:r>
+              <w:rPr>
+                <w:color w:val="1A1A2E"/>
+                <w:sz w:val="16"/>
+                <w:szCs w:val="16"/>
+              </w:rPr>
+              <w:t xml:space="preserve"> into </w:t>
+            </w:r>
+            <w:proofErr w:type="spellStart"/>
+            <w:r>
+              <w:rPr>
+                <w:color w:val="1A1A2E"/>
+                <w:sz w:val="16"/>
+                <w:szCs w:val="16"/>
+              </w:rPr>
+              <w:t>ui</w:t>
+            </w:r>
+            <w:proofErr w:type="spellEnd"/>
+            <w:r>
+              <w:rPr>
+                <w:color w:val="1A1A2E"/>
+                <w:sz w:val="16"/>
+                <w:szCs w:val="16"/>
+              </w:rPr>
+              <w:t>/</w:t>
+            </w:r>
+            <w:proofErr w:type="spellStart"/>
+            <w:r>
+              <w:rPr>
+                <w:color w:val="1A1A2E"/>
+                <w:sz w:val="16"/>
+                <w:szCs w:val="16"/>
+              </w:rPr>
+              <w:t>main_window</w:t>
+            </w:r>
+            <w:proofErr w:type="spellEnd"/>
+            <w:r>
+              <w:rPr>
+                <w:color w:val="1A1A2E"/>
+                <w:sz w:val="16"/>
+                <w:szCs w:val="16"/>
+              </w:rPr>
+              <w:t>/browser_ops.py.</w:t>
             </w:r>
           </w:p>
         </w:tc>
@@ -3929,7 +5227,51 @@
                 <w:sz w:val="17"/>
                 <w:szCs w:val="17"/>
               </w:rPr>
-              <w:t>Slim MainWindow.__init__</w:t>
+              <w:t xml:space="preserve">Slim </w:t>
+            </w:r>
+            <w:proofErr w:type="spellStart"/>
+            <w:r>
+              <w:rPr>
+                <w:b/>
+                <w:bCs/>
+                <w:color w:val="16213E"/>
+                <w:sz w:val="17"/>
+                <w:szCs w:val="17"/>
+              </w:rPr>
+              <w:t>MainWindow</w:t>
+            </w:r>
+            <w:proofErr w:type="spellEnd"/>
+            <w:r>
+              <w:rPr>
+                <w:b/>
+                <w:bCs/>
+                <w:color w:val="16213E"/>
+                <w:sz w:val="17"/>
+                <w:szCs w:val="17"/>
+              </w:rPr>
+              <w:t>.__</w:t>
+            </w:r>
+            <w:proofErr w:type="spellStart"/>
+            <w:r>
+              <w:rPr>
+                <w:b/>
+                <w:bCs/>
+                <w:color w:val="16213E"/>
+                <w:sz w:val="17"/>
+                <w:szCs w:val="17"/>
+              </w:rPr>
+              <w:t>init</w:t>
+            </w:r>
+            <w:proofErr w:type="spellEnd"/>
+            <w:r>
+              <w:rPr>
+                <w:b/>
+                <w:bCs/>
+                <w:color w:val="16213E"/>
+                <w:sz w:val="17"/>
+                <w:szCs w:val="17"/>
+              </w:rPr>
+              <w:t>__</w:t>
             </w:r>
           </w:p>
         </w:tc>
@@ -4024,7 +5366,61 @@
                 <w:sz w:val="16"/>
                 <w:szCs w:val="16"/>
               </w:rPr>
-              <w:t>After A1–A4, _build_ui and __init__ should each be under 60 lines. Verify. MainWindow becomes an orchestrator, not an implementer.</w:t>
+              <w:t>After A1–A4, _</w:t>
+            </w:r>
+            <w:proofErr w:type="spellStart"/>
+            <w:r>
+              <w:rPr>
+                <w:color w:val="1A1A2E"/>
+                <w:sz w:val="16"/>
+                <w:szCs w:val="16"/>
+              </w:rPr>
+              <w:t>build_ui</w:t>
+            </w:r>
+            <w:proofErr w:type="spellEnd"/>
+            <w:r>
+              <w:rPr>
+                <w:color w:val="1A1A2E"/>
+                <w:sz w:val="16"/>
+                <w:szCs w:val="16"/>
+              </w:rPr>
+              <w:t xml:space="preserve"> and __</w:t>
+            </w:r>
+            <w:proofErr w:type="spellStart"/>
+            <w:r>
+              <w:rPr>
+                <w:color w:val="1A1A2E"/>
+                <w:sz w:val="16"/>
+                <w:szCs w:val="16"/>
+              </w:rPr>
+              <w:t>init</w:t>
+            </w:r>
+            <w:proofErr w:type="spellEnd"/>
+            <w:r>
+              <w:rPr>
+                <w:color w:val="1A1A2E"/>
+                <w:sz w:val="16"/>
+                <w:szCs w:val="16"/>
+              </w:rPr>
+              <w:t xml:space="preserve">__ should each be under 60 lines. Verify. </w:t>
+            </w:r>
+            <w:proofErr w:type="spellStart"/>
+            <w:r>
+              <w:rPr>
+                <w:color w:val="1A1A2E"/>
+                <w:sz w:val="16"/>
+                <w:szCs w:val="16"/>
+              </w:rPr>
+              <w:t>MainWindow</w:t>
+            </w:r>
+            <w:proofErr w:type="spellEnd"/>
+            <w:r>
+              <w:rPr>
+                <w:color w:val="1A1A2E"/>
+                <w:sz w:val="16"/>
+                <w:szCs w:val="16"/>
+              </w:rPr>
+              <w:t xml:space="preserve"> becomes an orchestrator, not an implementer.</w:t>
             </w:r>
           </w:p>
         </w:tc>
@@ -4053,7 +5449,25 @@
                 <w:sz w:val="15"/>
                 <w:szCs w:val="15"/>
               </w:rPr>
-              <w:t>The coach widget hookup in __init__ should be 5 lines, not buried in 400.</w:t>
+              <w:t>The coach widget hookup in __</w:t>
+            </w:r>
+            <w:proofErr w:type="spellStart"/>
+            <w:r>
+              <w:rPr>
+                <w:color w:val="555555"/>
+                <w:sz w:val="15"/>
+                <w:szCs w:val="15"/>
+              </w:rPr>
+              <w:t>init</w:t>
+            </w:r>
+            <w:proofErr w:type="spellEnd"/>
+            <w:r>
+              <w:rPr>
+                <w:color w:val="555555"/>
+                <w:sz w:val="15"/>
+                <w:szCs w:val="15"/>
+              </w:rPr>
+              <w:t>__ should be 5 lines, not buried in 400.</w:t>
             </w:r>
           </w:p>
         </w:tc>
@@ -4560,7 +5974,25 @@
                 <w:sz w:val="16"/>
                 <w:szCs w:val="16"/>
               </w:rPr>
-              <w:t>Replace read-only QTextEdit with an editable PGN panel. User can click into a move and type a comment. Comments are injected into the PGN tree as NAG/comment nodes via python-chess. Changes mark the game dirty.</w:t>
+              <w:t xml:space="preserve">Replace read-only </w:t>
+            </w:r>
+            <w:proofErr w:type="spellStart"/>
+            <w:r>
+              <w:rPr>
+                <w:color w:val="1A1A2E"/>
+                <w:sz w:val="16"/>
+                <w:szCs w:val="16"/>
+              </w:rPr>
+              <w:t>QTextEdit</w:t>
+            </w:r>
+            <w:proofErr w:type="spellEnd"/>
+            <w:r>
+              <w:rPr>
+                <w:color w:val="1A1A2E"/>
+                <w:sz w:val="16"/>
+                <w:szCs w:val="16"/>
+              </w:rPr>
+              <w:t xml:space="preserve"> with an editable PGN panel. User can click into a move and type a comment. Comments are injected into the PGN tree as NAG/comment nodes via python-chess. Changes mark the game dirty.</w:t>
             </w:r>
           </w:p>
         </w:tc>
@@ -4756,7 +6188,61 @@
                 <w:sz w:val="16"/>
                 <w:szCs w:val="16"/>
               </w:rPr>
-              <w:t>Add File menu items: Save Game (Ctrl+S) and Save Game As. Write the PgnEditor.export_pgn() output to a .pgn file on disk. Prompt if dirty on close.</w:t>
+              <w:t>Add File menu items: Save Game (</w:t>
+            </w:r>
+            <w:proofErr w:type="spellStart"/>
+            <w:r>
+              <w:rPr>
+                <w:color w:val="1A1A2E"/>
+                <w:sz w:val="16"/>
+                <w:szCs w:val="16"/>
+              </w:rPr>
+              <w:t>Ctrl+S</w:t>
+            </w:r>
+            <w:proofErr w:type="spellEnd"/>
+            <w:r>
+              <w:rPr>
+                <w:color w:val="1A1A2E"/>
+                <w:sz w:val="16"/>
+                <w:szCs w:val="16"/>
+              </w:rPr>
+              <w:t xml:space="preserve">) and Save Game As. Write the </w:t>
+            </w:r>
+            <w:proofErr w:type="spellStart"/>
+            <w:r>
+              <w:rPr>
+                <w:color w:val="1A1A2E"/>
+                <w:sz w:val="16"/>
+                <w:szCs w:val="16"/>
+              </w:rPr>
+              <w:t>PgnEditor.export_pgn</w:t>
+            </w:r>
+            <w:proofErr w:type="spellEnd"/>
+            <w:r>
+              <w:rPr>
+                <w:color w:val="1A1A2E"/>
+                <w:sz w:val="16"/>
+                <w:szCs w:val="16"/>
+              </w:rPr>
+              <w:t>() output to a .</w:t>
+            </w:r>
+            <w:proofErr w:type="spellStart"/>
+            <w:r>
+              <w:rPr>
+                <w:color w:val="1A1A2E"/>
+                <w:sz w:val="16"/>
+                <w:szCs w:val="16"/>
+              </w:rPr>
+              <w:t>pgn</w:t>
+            </w:r>
+            <w:proofErr w:type="spellEnd"/>
+            <w:r>
+              <w:rPr>
+                <w:color w:val="1A1A2E"/>
+                <w:sz w:val="16"/>
+                <w:szCs w:val="16"/>
+              </w:rPr>
+              <w:t xml:space="preserve"> file on disk. Prompt if dirty on close.</w:t>
             </w:r>
           </w:p>
         </w:tc>
@@ -5148,7 +6634,61 @@
                 <w:sz w:val="16"/>
                 <w:szCs w:val="16"/>
               </w:rPr>
-              <w:t>Add PgnEditor.insert_comment(comment_text) method that appends a comment string to the current_node's comment field in the PGN tree. This is the method the coach narrator calls to save feedback.</w:t>
+              <w:t xml:space="preserve">Add </w:t>
+            </w:r>
+            <w:proofErr w:type="spellStart"/>
+            <w:r>
+              <w:rPr>
+                <w:color w:val="1A1A2E"/>
+                <w:sz w:val="16"/>
+                <w:szCs w:val="16"/>
+              </w:rPr>
+              <w:t>PgnEditor.insert_comment</w:t>
+            </w:r>
+            <w:proofErr w:type="spellEnd"/>
+            <w:r>
+              <w:rPr>
+                <w:color w:val="1A1A2E"/>
+                <w:sz w:val="16"/>
+                <w:szCs w:val="16"/>
+              </w:rPr>
+              <w:t>(</w:t>
+            </w:r>
+            <w:proofErr w:type="spellStart"/>
+            <w:r>
+              <w:rPr>
+                <w:color w:val="1A1A2E"/>
+                <w:sz w:val="16"/>
+                <w:szCs w:val="16"/>
+              </w:rPr>
+              <w:t>comment_text</w:t>
+            </w:r>
+            <w:proofErr w:type="spellEnd"/>
+            <w:r>
+              <w:rPr>
+                <w:color w:val="1A1A2E"/>
+                <w:sz w:val="16"/>
+                <w:szCs w:val="16"/>
+              </w:rPr>
+              <w:t xml:space="preserve">) method that appends a comment string to the </w:t>
+            </w:r>
+            <w:proofErr w:type="spellStart"/>
+            <w:r>
+              <w:rPr>
+                <w:color w:val="1A1A2E"/>
+                <w:sz w:val="16"/>
+                <w:szCs w:val="16"/>
+              </w:rPr>
+              <w:t>current_node's</w:t>
+            </w:r>
+            <w:proofErr w:type="spellEnd"/>
+            <w:r>
+              <w:rPr>
+                <w:color w:val="1A1A2E"/>
+                <w:sz w:val="16"/>
+                <w:szCs w:val="16"/>
+              </w:rPr>
+              <w:t xml:space="preserve"> comment field in the PGN tree. This is the method the coach narrator calls to save feedback.</w:t>
             </w:r>
           </w:p>
         </w:tc>
@@ -5177,7 +6717,25 @@
                 <w:sz w:val="15"/>
                 <w:szCs w:val="15"/>
               </w:rPr>
-              <w:t>The coach narrator calls insert_comment() to persist its output. Without this method, the phrase database output cannot be written to the game.</w:t>
+              <w:t xml:space="preserve">The coach narrator calls </w:t>
+            </w:r>
+            <w:proofErr w:type="spellStart"/>
+            <w:r>
+              <w:rPr>
+                <w:color w:val="555555"/>
+                <w:sz w:val="15"/>
+                <w:szCs w:val="15"/>
+              </w:rPr>
+              <w:t>insert_comment</w:t>
+            </w:r>
+            <w:proofErr w:type="spellEnd"/>
+            <w:r>
+              <w:rPr>
+                <w:color w:val="555555"/>
+                <w:sz w:val="15"/>
+                <w:szCs w:val="15"/>
+              </w:rPr>
+              <w:t>() to persist its output. Without this method, the phrase database output cannot be written to the game.</w:t>
             </w:r>
           </w:p>
         </w:tc>
@@ -5777,6 +7335,7 @@
             </w:tcMar>
           </w:tcPr>
           <w:p>
+            <w:proofErr w:type="spellStart"/>
             <w:r>
               <w:rPr>
                 <w:b/>
@@ -5787,6 +7346,7 @@
               </w:rPr>
               <w:t>MoveNotationModel</w:t>
             </w:r>
+            <w:proofErr w:type="spellEnd"/>
           </w:p>
         </w:tc>
         <w:tc>
@@ -5880,7 +7440,115 @@
                 <w:sz w:val="16"/>
                 <w:szCs w:val="16"/>
               </w:rPr>
-              <w:t>Create ui/move_notation_model.py: a QAbstractTableModel that represents the move list as rows of (move_number, white_move, black_move). Populated from PgnEditor.loaded.game mainline walk.</w:t>
+              <w:t xml:space="preserve">Create </w:t>
+            </w:r>
+            <w:proofErr w:type="spellStart"/>
+            <w:r>
+              <w:rPr>
+                <w:color w:val="1A1A2E"/>
+                <w:sz w:val="16"/>
+                <w:szCs w:val="16"/>
+              </w:rPr>
+              <w:t>ui</w:t>
+            </w:r>
+            <w:proofErr w:type="spellEnd"/>
+            <w:r>
+              <w:rPr>
+                <w:color w:val="1A1A2E"/>
+                <w:sz w:val="16"/>
+                <w:szCs w:val="16"/>
+              </w:rPr>
+              <w:t xml:space="preserve">/move_notation_model.py: a </w:t>
+            </w:r>
+            <w:proofErr w:type="spellStart"/>
+            <w:r>
+              <w:rPr>
+                <w:color w:val="1A1A2E"/>
+                <w:sz w:val="16"/>
+                <w:szCs w:val="16"/>
+              </w:rPr>
+              <w:t>QAbstractTableModel</w:t>
+            </w:r>
+            <w:proofErr w:type="spellEnd"/>
+            <w:r>
+              <w:rPr>
+                <w:color w:val="1A1A2E"/>
+                <w:sz w:val="16"/>
+                <w:szCs w:val="16"/>
+              </w:rPr>
+              <w:t xml:space="preserve"> that represents the move list as rows of (</w:t>
+            </w:r>
+            <w:proofErr w:type="spellStart"/>
+            <w:r>
+              <w:rPr>
+                <w:color w:val="1A1A2E"/>
+                <w:sz w:val="16"/>
+                <w:szCs w:val="16"/>
+              </w:rPr>
+              <w:t>move_number</w:t>
+            </w:r>
+            <w:proofErr w:type="spellEnd"/>
+            <w:r>
+              <w:rPr>
+                <w:color w:val="1A1A2E"/>
+                <w:sz w:val="16"/>
+                <w:szCs w:val="16"/>
+              </w:rPr>
+              <w:t xml:space="preserve">, </w:t>
+            </w:r>
+            <w:proofErr w:type="spellStart"/>
+            <w:r>
+              <w:rPr>
+                <w:color w:val="1A1A2E"/>
+                <w:sz w:val="16"/>
+                <w:szCs w:val="16"/>
+              </w:rPr>
+              <w:t>white_move</w:t>
+            </w:r>
+            <w:proofErr w:type="spellEnd"/>
+            <w:r>
+              <w:rPr>
+                <w:color w:val="1A1A2E"/>
+                <w:sz w:val="16"/>
+                <w:szCs w:val="16"/>
+              </w:rPr>
+              <w:t xml:space="preserve">, </w:t>
+            </w:r>
+            <w:proofErr w:type="spellStart"/>
+            <w:r>
+              <w:rPr>
+                <w:color w:val="1A1A2E"/>
+                <w:sz w:val="16"/>
+                <w:szCs w:val="16"/>
+              </w:rPr>
+              <w:t>black_move</w:t>
+            </w:r>
+            <w:proofErr w:type="spellEnd"/>
+            <w:r>
+              <w:rPr>
+                <w:color w:val="1A1A2E"/>
+                <w:sz w:val="16"/>
+                <w:szCs w:val="16"/>
+              </w:rPr>
+              <w:t xml:space="preserve">). Populated from </w:t>
+            </w:r>
+            <w:proofErr w:type="spellStart"/>
+            <w:r>
+              <w:rPr>
+                <w:color w:val="1A1A2E"/>
+                <w:sz w:val="16"/>
+                <w:szCs w:val="16"/>
+              </w:rPr>
+              <w:t>PgnEditor.loaded.game</w:t>
+            </w:r>
+            <w:proofErr w:type="spellEnd"/>
+            <w:r>
+              <w:rPr>
+                <w:color w:val="1A1A2E"/>
+                <w:sz w:val="16"/>
+                <w:szCs w:val="16"/>
+              </w:rPr>
+              <w:t xml:space="preserve"> mainline walk.</w:t>
             </w:r>
           </w:p>
         </w:tc>
@@ -5973,6 +7641,7 @@
             </w:tcMar>
           </w:tcPr>
           <w:p>
+            <w:proofErr w:type="spellStart"/>
             <w:r>
               <w:rPr>
                 <w:b/>
@@ -5983,6 +7652,7 @@
               </w:rPr>
               <w:t>MoveNotationView</w:t>
             </w:r>
+            <w:proofErr w:type="spellEnd"/>
           </w:p>
         </w:tc>
         <w:tc>
@@ -6070,13 +7740,59 @@
             <w:vAlign w:val="center"/>
           </w:tcPr>
           <w:p>
+            <w:proofErr w:type="spellStart"/>
             <w:r>
               <w:rPr>
                 <w:color w:val="1A1A2E"/>
                 <w:sz w:val="16"/>
                 <w:szCs w:val="16"/>
               </w:rPr>
-              <w:t>QTableView rendering MoveNotationModel. Click on a move navigates the board to that position (calls PgnEditor navigation). Current move is highlighted. Variations shown as sub-rows or indented.</w:t>
+              <w:t>QTableView</w:t>
+            </w:r>
+            <w:proofErr w:type="spellEnd"/>
+            <w:r>
+              <w:rPr>
+                <w:color w:val="1A1A2E"/>
+                <w:sz w:val="16"/>
+                <w:szCs w:val="16"/>
+              </w:rPr>
+              <w:t xml:space="preserve"> rendering </w:t>
+            </w:r>
+            <w:proofErr w:type="spellStart"/>
+            <w:r>
+              <w:rPr>
+                <w:color w:val="1A1A2E"/>
+                <w:sz w:val="16"/>
+                <w:szCs w:val="16"/>
+              </w:rPr>
+              <w:t>MoveNotationModel</w:t>
+            </w:r>
+            <w:proofErr w:type="spellEnd"/>
+            <w:r>
+              <w:rPr>
+                <w:color w:val="1A1A2E"/>
+                <w:sz w:val="16"/>
+                <w:szCs w:val="16"/>
+              </w:rPr>
+              <w:t xml:space="preserve">. Click on a move navigates the board to that position (calls </w:t>
+            </w:r>
+            <w:proofErr w:type="spellStart"/>
+            <w:r>
+              <w:rPr>
+                <w:color w:val="1A1A2E"/>
+                <w:sz w:val="16"/>
+                <w:szCs w:val="16"/>
+              </w:rPr>
+              <w:t>PgnEditor</w:t>
+            </w:r>
+            <w:proofErr w:type="spellEnd"/>
+            <w:r>
+              <w:rPr>
+                <w:color w:val="1A1A2E"/>
+                <w:sz w:val="16"/>
+                <w:szCs w:val="16"/>
+              </w:rPr>
+              <w:t xml:space="preserve"> navigation). Current move is highlighted. Variations shown as sub-rows or indented.</w:t>
             </w:r>
           </w:p>
         </w:tc>
@@ -6266,13 +7982,59 @@
             <w:vAlign w:val="center"/>
           </w:tcPr>
           <w:p>
+            <w:proofErr w:type="spellStart"/>
             <w:r>
               <w:rPr>
                 <w:color w:val="1A1A2E"/>
                 <w:sz w:val="16"/>
                 <w:szCs w:val="16"/>
               </w:rPr>
-              <w:t>MoveNotationModel has a role for strategy_tag (blitz/flank/fortress/feint/None). When the coach fires, it sets the tag on the relevant move row. MoveNotationView renders a coloured dot or badge next to the move.</w:t>
+              <w:t>MoveNotationModel</w:t>
+            </w:r>
+            <w:proofErr w:type="spellEnd"/>
+            <w:r>
+              <w:rPr>
+                <w:color w:val="1A1A2E"/>
+                <w:sz w:val="16"/>
+                <w:szCs w:val="16"/>
+              </w:rPr>
+              <w:t xml:space="preserve"> has a role for </w:t>
+            </w:r>
+            <w:proofErr w:type="spellStart"/>
+            <w:r>
+              <w:rPr>
+                <w:color w:val="1A1A2E"/>
+                <w:sz w:val="16"/>
+                <w:szCs w:val="16"/>
+              </w:rPr>
+              <w:t>strategy_tag</w:t>
+            </w:r>
+            <w:proofErr w:type="spellEnd"/>
+            <w:r>
+              <w:rPr>
+                <w:color w:val="1A1A2E"/>
+                <w:sz w:val="16"/>
+                <w:szCs w:val="16"/>
+              </w:rPr>
+              <w:t xml:space="preserve"> (blitz/flank/fortress/feint/None). When the coach fires, it sets the tag on the relevant move row. </w:t>
+            </w:r>
+            <w:proofErr w:type="spellStart"/>
+            <w:r>
+              <w:rPr>
+                <w:color w:val="1A1A2E"/>
+                <w:sz w:val="16"/>
+                <w:szCs w:val="16"/>
+              </w:rPr>
+              <w:t>MoveNotationView</w:t>
+            </w:r>
+            <w:proofErr w:type="spellEnd"/>
+            <w:r>
+              <w:rPr>
+                <w:color w:val="1A1A2E"/>
+                <w:sz w:val="16"/>
+                <w:szCs w:val="16"/>
+              </w:rPr>
+              <w:t xml:space="preserve"> renders a coloured dot or badge next to the move.</w:t>
             </w:r>
           </w:p>
         </w:tc>
@@ -6301,7 +8063,43 @@
                 <w:sz w:val="15"/>
                 <w:szCs w:val="15"/>
               </w:rPr>
-              <w:t>This is the move_flags field from CoachOutput. The visual connection between move and strategy needs to exist before the coach populates it.</w:t>
+              <w:t xml:space="preserve">This is the </w:t>
+            </w:r>
+            <w:proofErr w:type="spellStart"/>
+            <w:r>
+              <w:rPr>
+                <w:color w:val="555555"/>
+                <w:sz w:val="15"/>
+                <w:szCs w:val="15"/>
+              </w:rPr>
+              <w:t>move_flags</w:t>
+            </w:r>
+            <w:proofErr w:type="spellEnd"/>
+            <w:r>
+              <w:rPr>
+                <w:color w:val="555555"/>
+                <w:sz w:val="15"/>
+                <w:szCs w:val="15"/>
+              </w:rPr>
+              <w:t xml:space="preserve"> field from </w:t>
+            </w:r>
+            <w:proofErr w:type="spellStart"/>
+            <w:r>
+              <w:rPr>
+                <w:color w:val="555555"/>
+                <w:sz w:val="15"/>
+                <w:szCs w:val="15"/>
+              </w:rPr>
+              <w:t>CoachOutput</w:t>
+            </w:r>
+            <w:proofErr w:type="spellEnd"/>
+            <w:r>
+              <w:rPr>
+                <w:color w:val="555555"/>
+                <w:sz w:val="15"/>
+                <w:szCs w:val="15"/>
+              </w:rPr>
+              <w:t>. The visual connection between move and strategy needs to exist before the coach populates it.</w:t>
             </w:r>
           </w:p>
         </w:tc>
@@ -6468,7 +8266,43 @@
                 <w:sz w:val="16"/>
                 <w:szCs w:val="16"/>
               </w:rPr>
-              <w:t>On every _on_position_changed() call, rebuild or update MoveNotationModel and scroll the view to the current move row. Must stay in sync with board navigation.</w:t>
+              <w:t>On every _</w:t>
+            </w:r>
+            <w:proofErr w:type="spellStart"/>
+            <w:r>
+              <w:rPr>
+                <w:color w:val="1A1A2E"/>
+                <w:sz w:val="16"/>
+                <w:szCs w:val="16"/>
+              </w:rPr>
+              <w:t>on_position_changed</w:t>
+            </w:r>
+            <w:proofErr w:type="spellEnd"/>
+            <w:r>
+              <w:rPr>
+                <w:color w:val="1A1A2E"/>
+                <w:sz w:val="16"/>
+                <w:szCs w:val="16"/>
+              </w:rPr>
+              <w:t xml:space="preserve">() call, rebuild or update </w:t>
+            </w:r>
+            <w:proofErr w:type="spellStart"/>
+            <w:r>
+              <w:rPr>
+                <w:color w:val="1A1A2E"/>
+                <w:sz w:val="16"/>
+                <w:szCs w:val="16"/>
+              </w:rPr>
+              <w:t>MoveNotationModel</w:t>
+            </w:r>
+            <w:proofErr w:type="spellEnd"/>
+            <w:r>
+              <w:rPr>
+                <w:color w:val="1A1A2E"/>
+                <w:sz w:val="16"/>
+                <w:szCs w:val="16"/>
+              </w:rPr>
+              <w:t xml:space="preserve"> and scroll the view to the current move row. Must stay in sync with board navigation.</w:t>
             </w:r>
           </w:p>
         </w:tc>
@@ -7004,7 +8838,43 @@
                 <w:sz w:val="16"/>
                 <w:szCs w:val="16"/>
               </w:rPr>
-              <w:t>Create ui/eval_bar.py: a thin vertical QWidget that renders a white/black bar proportional to the centipawn score. Updates on every engine analysis. Shows score as text (e.g. +1.4, M3).</w:t>
+              <w:t xml:space="preserve">Create </w:t>
+            </w:r>
+            <w:proofErr w:type="spellStart"/>
+            <w:r>
+              <w:rPr>
+                <w:color w:val="1A1A2E"/>
+                <w:sz w:val="16"/>
+                <w:szCs w:val="16"/>
+              </w:rPr>
+              <w:t>ui</w:t>
+            </w:r>
+            <w:proofErr w:type="spellEnd"/>
+            <w:r>
+              <w:rPr>
+                <w:color w:val="1A1A2E"/>
+                <w:sz w:val="16"/>
+                <w:szCs w:val="16"/>
+              </w:rPr>
+              <w:t xml:space="preserve">/eval_bar.py: a thin vertical </w:t>
+            </w:r>
+            <w:proofErr w:type="spellStart"/>
+            <w:r>
+              <w:rPr>
+                <w:color w:val="1A1A2E"/>
+                <w:sz w:val="16"/>
+                <w:szCs w:val="16"/>
+              </w:rPr>
+              <w:t>QWidget</w:t>
+            </w:r>
+            <w:proofErr w:type="spellEnd"/>
+            <w:r>
+              <w:rPr>
+                <w:color w:val="1A1A2E"/>
+                <w:sz w:val="16"/>
+                <w:szCs w:val="16"/>
+              </w:rPr>
+              <w:t xml:space="preserve"> that renders a white/black bar proportional to the centipawn score. Updates on every engine analysis. Shows score as text (e.g. +1.4, M3).</w:t>
             </w:r>
           </w:p>
         </w:tc>
@@ -7033,7 +8903,43 @@
                 <w:sz w:val="15"/>
                 <w:szCs w:val="15"/>
               </w:rPr>
-              <w:t>Coach output references engine evaluation (eval_deficit, sacrifice_delta). Player needs visual context for what +0.8 or -1.5 means in real time.</w:t>
+              <w:t>Coach output references engine evaluation (</w:t>
+            </w:r>
+            <w:proofErr w:type="spellStart"/>
+            <w:r>
+              <w:rPr>
+                <w:color w:val="555555"/>
+                <w:sz w:val="15"/>
+                <w:szCs w:val="15"/>
+              </w:rPr>
+              <w:t>eval_deficit</w:t>
+            </w:r>
+            <w:proofErr w:type="spellEnd"/>
+            <w:r>
+              <w:rPr>
+                <w:color w:val="555555"/>
+                <w:sz w:val="15"/>
+                <w:szCs w:val="15"/>
+              </w:rPr>
+              <w:t xml:space="preserve">, </w:t>
+            </w:r>
+            <w:proofErr w:type="spellStart"/>
+            <w:r>
+              <w:rPr>
+                <w:color w:val="555555"/>
+                <w:sz w:val="15"/>
+                <w:szCs w:val="15"/>
+              </w:rPr>
+              <w:t>sacrifice_delta</w:t>
+            </w:r>
+            <w:proofErr w:type="spellEnd"/>
+            <w:r>
+              <w:rPr>
+                <w:color w:val="555555"/>
+                <w:sz w:val="15"/>
+                <w:szCs w:val="15"/>
+              </w:rPr>
+              <w:t>). Player needs visual context for what +0.8 or -1.5 means in real time.</w:t>
             </w:r>
           </w:p>
         </w:tc>
@@ -7200,7 +9106,25 @@
                 <w:sz w:val="16"/>
                 <w:szCs w:val="16"/>
               </w:rPr>
-              <w:t>Below the eval bar or in the engine row, show the top engine line (pv_uci converted to SAN). Updates while engine is running.</w:t>
+              <w:t>Below the eval bar or in the engine row, show the top engine line (</w:t>
+            </w:r>
+            <w:proofErr w:type="spellStart"/>
+            <w:r>
+              <w:rPr>
+                <w:color w:val="1A1A2E"/>
+                <w:sz w:val="16"/>
+                <w:szCs w:val="16"/>
+              </w:rPr>
+              <w:t>pv_uci</w:t>
+            </w:r>
+            <w:proofErr w:type="spellEnd"/>
+            <w:r>
+              <w:rPr>
+                <w:color w:val="1A1A2E"/>
+                <w:sz w:val="16"/>
+                <w:szCs w:val="16"/>
+              </w:rPr>
+              <w:t xml:space="preserve"> converted to SAN). Updates while engine is running.</w:t>
             </w:r>
           </w:p>
         </w:tc>
@@ -7229,7 +9153,25 @@
                 <w:sz w:val="15"/>
                 <w:szCs w:val="15"/>
               </w:rPr>
-              <w:t>Coach blitz detector uses piece_convergence from PV moves. Showing the PV lets the player follow what the coach is referencing.</w:t>
+              <w:t xml:space="preserve">Coach blitz detector uses </w:t>
+            </w:r>
+            <w:proofErr w:type="spellStart"/>
+            <w:r>
+              <w:rPr>
+                <w:color w:val="555555"/>
+                <w:sz w:val="15"/>
+                <w:szCs w:val="15"/>
+              </w:rPr>
+              <w:t>piece_convergence</w:t>
+            </w:r>
+            <w:proofErr w:type="spellEnd"/>
+            <w:r>
+              <w:rPr>
+                <w:color w:val="555555"/>
+                <w:sz w:val="15"/>
+                <w:szCs w:val="15"/>
+              </w:rPr>
+              <w:t xml:space="preserve"> from PV moves. Showing the PV lets the player follow what the coach is referencing.</w:t>
             </w:r>
           </w:p>
         </w:tc>
@@ -7396,16 +9338,106 @@
                 <w:sz w:val="16"/>
                 <w:szCs w:val="16"/>
               </w:rPr>
-              <w:t xml:space="preserve">Current _do_engine_move_if_needed() runs synchronously on the main thread via UciEngine.analyze_movetime(). This freezes the UI. Move engine </w:t>
-            </w:r>
+              <w:t>Current _</w:t>
+            </w:r>
+            <w:proofErr w:type="spellStart"/>
             <w:r>
               <w:rPr>
                 <w:color w:val="1A1A2E"/>
                 <w:sz w:val="16"/>
                 <w:szCs w:val="16"/>
               </w:rPr>
+              <w:t>do_engine_move_if_needed</w:t>
+            </w:r>
+            <w:proofErr w:type="spellEnd"/>
+            <w:r>
+              <w:rPr>
+                <w:color w:val="1A1A2E"/>
+                <w:sz w:val="16"/>
+                <w:szCs w:val="16"/>
+              </w:rPr>
+              <w:t xml:space="preserve">() runs synchronously on the main thread via </w:t>
+            </w:r>
+            <w:proofErr w:type="spellStart"/>
+            <w:r>
+              <w:rPr>
+                <w:color w:val="1A1A2E"/>
+                <w:sz w:val="16"/>
+                <w:szCs w:val="16"/>
+              </w:rPr>
+              <w:t>UciEngine.analyze_movetime</w:t>
+            </w:r>
+            <w:proofErr w:type="spellEnd"/>
+            <w:r>
+              <w:rPr>
+                <w:color w:val="1A1A2E"/>
+                <w:sz w:val="16"/>
+                <w:szCs w:val="16"/>
+              </w:rPr>
+              <w:t xml:space="preserve">(). This freezes the UI. Move engine </w:t>
+            </w:r>
+            <w:r>
+              <w:rPr>
+                <w:color w:val="1A1A2E"/>
+                <w:sz w:val="16"/>
+                <w:szCs w:val="16"/>
+              </w:rPr>
               <w:lastRenderedPageBreak/>
-              <w:t>calls to a QThread worker (same pattern as IndexWorker). Emit engineResult signal when done.</w:t>
+              <w:t xml:space="preserve">calls to a </w:t>
+            </w:r>
+            <w:proofErr w:type="spellStart"/>
+            <w:r>
+              <w:rPr>
+                <w:color w:val="1A1A2E"/>
+                <w:sz w:val="16"/>
+                <w:szCs w:val="16"/>
+              </w:rPr>
+              <w:t>QThread</w:t>
+            </w:r>
+            <w:proofErr w:type="spellEnd"/>
+            <w:r>
+              <w:rPr>
+                <w:color w:val="1A1A2E"/>
+                <w:sz w:val="16"/>
+                <w:szCs w:val="16"/>
+              </w:rPr>
+              <w:t xml:space="preserve"> worker (same pattern as </w:t>
+            </w:r>
+            <w:proofErr w:type="spellStart"/>
+            <w:r>
+              <w:rPr>
+                <w:color w:val="1A1A2E"/>
+                <w:sz w:val="16"/>
+                <w:szCs w:val="16"/>
+              </w:rPr>
+              <w:t>IndexWorker</w:t>
+            </w:r>
+            <w:proofErr w:type="spellEnd"/>
+            <w:r>
+              <w:rPr>
+                <w:color w:val="1A1A2E"/>
+                <w:sz w:val="16"/>
+                <w:szCs w:val="16"/>
+              </w:rPr>
+              <w:t xml:space="preserve">). Emit </w:t>
+            </w:r>
+            <w:proofErr w:type="spellStart"/>
+            <w:r>
+              <w:rPr>
+                <w:color w:val="1A1A2E"/>
+                <w:sz w:val="16"/>
+                <w:szCs w:val="16"/>
+              </w:rPr>
+              <w:t>engineResult</w:t>
+            </w:r>
+            <w:proofErr w:type="spellEnd"/>
+            <w:r>
+              <w:rPr>
+                <w:color w:val="1A1A2E"/>
+                <w:sz w:val="16"/>
+                <w:szCs w:val="16"/>
+              </w:rPr>
+              <w:t xml:space="preserve"> signal when done.</w:t>
             </w:r>
           </w:p>
         </w:tc>
@@ -7951,7 +9983,25 @@
                 <w:sz w:val="16"/>
                 <w:szCs w:val="16"/>
               </w:rPr>
-              <w:t>Replace root_continuation_stats_from_store with a position-aware version. Takes the current board position (FEN or move prefix), finds games in the DB that reached this position, and returns their continuations from here.</w:t>
+              <w:t xml:space="preserve">Replace </w:t>
+            </w:r>
+            <w:proofErr w:type="spellStart"/>
+            <w:r>
+              <w:rPr>
+                <w:color w:val="1A1A2E"/>
+                <w:sz w:val="16"/>
+                <w:szCs w:val="16"/>
+              </w:rPr>
+              <w:t>root_continuation_stats_from_store</w:t>
+            </w:r>
+            <w:proofErr w:type="spellEnd"/>
+            <w:r>
+              <w:rPr>
+                <w:color w:val="1A1A2E"/>
+                <w:sz w:val="16"/>
+                <w:szCs w:val="16"/>
+              </w:rPr>
+              <w:t xml:space="preserve"> with a position-aware version. Takes the current board position (FEN or move prefix), finds games in the DB that reached this position, and returns their continuations from here.</w:t>
             </w:r>
           </w:p>
         </w:tc>
@@ -8147,7 +10197,43 @@
                 <w:sz w:val="16"/>
                 <w:szCs w:val="16"/>
               </w:rPr>
-              <w:t>_on_position_changed() already calls _refresh_variations_tab(). Verify that after E1 the continuation query uses current board state, not root. Add debounce (100ms) to avoid querying on every rapid Back/Forward click.</w:t>
+              <w:t>_</w:t>
+            </w:r>
+            <w:proofErr w:type="spellStart"/>
+            <w:r>
+              <w:rPr>
+                <w:color w:val="1A1A2E"/>
+                <w:sz w:val="16"/>
+                <w:szCs w:val="16"/>
+              </w:rPr>
+              <w:t>on_position_changed</w:t>
+            </w:r>
+            <w:proofErr w:type="spellEnd"/>
+            <w:r>
+              <w:rPr>
+                <w:color w:val="1A1A2E"/>
+                <w:sz w:val="16"/>
+                <w:szCs w:val="16"/>
+              </w:rPr>
+              <w:t>() already calls _</w:t>
+            </w:r>
+            <w:proofErr w:type="spellStart"/>
+            <w:r>
+              <w:rPr>
+                <w:color w:val="1A1A2E"/>
+                <w:sz w:val="16"/>
+                <w:szCs w:val="16"/>
+              </w:rPr>
+              <w:t>refresh_variations_tab</w:t>
+            </w:r>
+            <w:proofErr w:type="spellEnd"/>
+            <w:r>
+              <w:rPr>
+                <w:color w:val="1A1A2E"/>
+                <w:sz w:val="16"/>
+                <w:szCs w:val="16"/>
+              </w:rPr>
+              <w:t>(). Verify that after E1 the continuation query uses current board state, not root. Add debounce (100ms) to avoid querying on every rapid Back/Forward click.</w:t>
             </w:r>
           </w:p>
         </w:tc>
@@ -8176,7 +10262,25 @@
                 <w:sz w:val="15"/>
                 <w:szCs w:val="15"/>
               </w:rPr>
-              <w:t>Continuations must reflect where the player actually is in the game, not where the game started.</w:t>
+              <w:t xml:space="preserve">Continuations must reflect where the player </w:t>
+            </w:r>
+            <w:proofErr w:type="gramStart"/>
+            <w:r>
+              <w:rPr>
+                <w:color w:val="555555"/>
+                <w:sz w:val="15"/>
+                <w:szCs w:val="15"/>
+              </w:rPr>
+              <w:t>actually is</w:t>
+            </w:r>
+            <w:proofErr w:type="gramEnd"/>
+            <w:r>
+              <w:rPr>
+                <w:color w:val="555555"/>
+                <w:sz w:val="15"/>
+                <w:szCs w:val="15"/>
+              </w:rPr>
+              <w:t xml:space="preserve"> in the game, not where the game started.</w:t>
             </w:r>
           </w:p>
         </w:tc>
@@ -8683,7 +10787,25 @@
                 <w:sz w:val="16"/>
                 <w:szCs w:val="16"/>
               </w:rPr>
-              <w:t>Replace the 2-tab widget (Variations, PGN) with a 3-tab widget (Coach, PGN, Lines). Coach tab contains a placeholder QLabel 'Coach panel — coming soon'. PGN tab gets the annotatable editor from B1. Lines tab gets the position-relative continuations from E1.</w:t>
+              <w:t xml:space="preserve">Replace the 2-tab widget (Variations, PGN) with a 3-tab widget (Coach, PGN, Lines). Coach tab contains a placeholder </w:t>
+            </w:r>
+            <w:proofErr w:type="spellStart"/>
+            <w:r>
+              <w:rPr>
+                <w:color w:val="1A1A2E"/>
+                <w:sz w:val="16"/>
+                <w:szCs w:val="16"/>
+              </w:rPr>
+              <w:t>QLabel</w:t>
+            </w:r>
+            <w:proofErr w:type="spellEnd"/>
+            <w:r>
+              <w:rPr>
+                <w:color w:val="1A1A2E"/>
+                <w:sz w:val="16"/>
+                <w:szCs w:val="16"/>
+              </w:rPr>
+              <w:t xml:space="preserve"> 'Coach panel — coming soon'. PGN tab gets the annotatable editor from B1. Lines tab gets the position-relative continuations from E1.</w:t>
             </w:r>
           </w:p>
         </w:tc>
@@ -8776,6 +10898,7 @@
             </w:tcMar>
           </w:tcPr>
           <w:p>
+            <w:proofErr w:type="spellStart"/>
             <w:r>
               <w:rPr>
                 <w:b/>
@@ -8784,7 +10907,18 @@
                 <w:sz w:val="17"/>
                 <w:szCs w:val="17"/>
               </w:rPr>
-              <w:t>coachRequested signal</w:t>
+              <w:t>coachRequested</w:t>
+            </w:r>
+            <w:proofErr w:type="spellEnd"/>
+            <w:r>
+              <w:rPr>
+                <w:b/>
+                <w:bCs/>
+                <w:color w:val="16213E"/>
+                <w:sz w:val="17"/>
+                <w:szCs w:val="17"/>
+              </w:rPr>
+              <w:t xml:space="preserve"> signal</w:t>
             </w:r>
           </w:p>
         </w:tc>
@@ -8879,7 +11013,79 @@
                 <w:sz w:val="16"/>
                 <w:szCs w:val="16"/>
               </w:rPr>
-              <w:t>Add coachRequested = Signal(str, list) to BoardBridge or MainWindow. Emitted with (fen, move_history_uci) on every move and on navigation. The coach widget connects to this signal. This is the ONLY interface between the coach and the rest of the app.</w:t>
+              <w:t xml:space="preserve">Add </w:t>
+            </w:r>
+            <w:proofErr w:type="spellStart"/>
+            <w:r>
+              <w:rPr>
+                <w:color w:val="1A1A2E"/>
+                <w:sz w:val="16"/>
+                <w:szCs w:val="16"/>
+              </w:rPr>
+              <w:t>coachRequested</w:t>
+            </w:r>
+            <w:proofErr w:type="spellEnd"/>
+            <w:r>
+              <w:rPr>
+                <w:color w:val="1A1A2E"/>
+                <w:sz w:val="16"/>
+                <w:szCs w:val="16"/>
+              </w:rPr>
+              <w:t xml:space="preserve"> = Signal(str, list) to </w:t>
+            </w:r>
+            <w:proofErr w:type="spellStart"/>
+            <w:r>
+              <w:rPr>
+                <w:color w:val="1A1A2E"/>
+                <w:sz w:val="16"/>
+                <w:szCs w:val="16"/>
+              </w:rPr>
+              <w:t>BoardBridge</w:t>
+            </w:r>
+            <w:proofErr w:type="spellEnd"/>
+            <w:r>
+              <w:rPr>
+                <w:color w:val="1A1A2E"/>
+                <w:sz w:val="16"/>
+                <w:szCs w:val="16"/>
+              </w:rPr>
+              <w:t xml:space="preserve"> or </w:t>
+            </w:r>
+            <w:proofErr w:type="spellStart"/>
+            <w:r>
+              <w:rPr>
+                <w:color w:val="1A1A2E"/>
+                <w:sz w:val="16"/>
+                <w:szCs w:val="16"/>
+              </w:rPr>
+              <w:t>MainWindow</w:t>
+            </w:r>
+            <w:proofErr w:type="spellEnd"/>
+            <w:r>
+              <w:rPr>
+                <w:color w:val="1A1A2E"/>
+                <w:sz w:val="16"/>
+                <w:szCs w:val="16"/>
+              </w:rPr>
+              <w:t xml:space="preserve">. Emitted with (fen, </w:t>
+            </w:r>
+            <w:proofErr w:type="spellStart"/>
+            <w:r>
+              <w:rPr>
+                <w:color w:val="1A1A2E"/>
+                <w:sz w:val="16"/>
+                <w:szCs w:val="16"/>
+              </w:rPr>
+              <w:t>move_history_uci</w:t>
+            </w:r>
+            <w:proofErr w:type="spellEnd"/>
+            <w:r>
+              <w:rPr>
+                <w:color w:val="1A1A2E"/>
+                <w:sz w:val="16"/>
+                <w:szCs w:val="16"/>
+              </w:rPr>
+              <w:t>) on every move and on navigation. The coach widget connects to this signal. This is the ONLY interface between the coach and the rest of the app.</w:t>
             </w:r>
           </w:p>
         </w:tc>
@@ -8972,6 +11178,7 @@
             </w:tcMar>
           </w:tcPr>
           <w:p>
+            <w:proofErr w:type="spellStart"/>
             <w:r>
               <w:rPr>
                 <w:b/>
@@ -8980,7 +11187,18 @@
                 <w:sz w:val="17"/>
                 <w:szCs w:val="17"/>
               </w:rPr>
-              <w:t>coachOutput signal</w:t>
+              <w:t>coachOutput</w:t>
+            </w:r>
+            <w:proofErr w:type="spellEnd"/>
+            <w:r>
+              <w:rPr>
+                <w:b/>
+                <w:bCs/>
+                <w:color w:val="16213E"/>
+                <w:sz w:val="17"/>
+                <w:szCs w:val="17"/>
+              </w:rPr>
+              <w:t xml:space="preserve"> signal</w:t>
             </w:r>
           </w:p>
         </w:tc>
@@ -9075,7 +11293,133 @@
                 <w:sz w:val="16"/>
                 <w:szCs w:val="16"/>
               </w:rPr>
-              <w:t>Define a CoachOutputReceived signal that the coach widget emits with a CoachOutput dataclass. MainWindow connects this to: (1) update move_flags in MoveNotationModel, (2) call insert_comment() if auto-annotate is on.</w:t>
+              <w:t xml:space="preserve">Define a </w:t>
+            </w:r>
+            <w:proofErr w:type="spellStart"/>
+            <w:r>
+              <w:rPr>
+                <w:color w:val="1A1A2E"/>
+                <w:sz w:val="16"/>
+                <w:szCs w:val="16"/>
+              </w:rPr>
+              <w:t>CoachOutputReceived</w:t>
+            </w:r>
+            <w:proofErr w:type="spellEnd"/>
+            <w:r>
+              <w:rPr>
+                <w:color w:val="1A1A2E"/>
+                <w:sz w:val="16"/>
+                <w:szCs w:val="16"/>
+              </w:rPr>
+              <w:t xml:space="preserve"> signal that the coach widget emits with a </w:t>
+            </w:r>
+            <w:proofErr w:type="spellStart"/>
+            <w:r>
+              <w:rPr>
+                <w:color w:val="1A1A2E"/>
+                <w:sz w:val="16"/>
+                <w:szCs w:val="16"/>
+              </w:rPr>
+              <w:t>CoachOutput</w:t>
+            </w:r>
+            <w:proofErr w:type="spellEnd"/>
+            <w:r>
+              <w:rPr>
+                <w:color w:val="1A1A2E"/>
+                <w:sz w:val="16"/>
+                <w:szCs w:val="16"/>
+              </w:rPr>
+              <w:t xml:space="preserve"> </w:t>
+            </w:r>
+            <w:proofErr w:type="spellStart"/>
+            <w:r>
+              <w:rPr>
+                <w:color w:val="1A1A2E"/>
+                <w:sz w:val="16"/>
+                <w:szCs w:val="16"/>
+              </w:rPr>
+              <w:t>dataclass</w:t>
+            </w:r>
+            <w:proofErr w:type="spellEnd"/>
+            <w:r>
+              <w:rPr>
+                <w:color w:val="1A1A2E"/>
+                <w:sz w:val="16"/>
+                <w:szCs w:val="16"/>
+              </w:rPr>
+              <w:t xml:space="preserve">. </w:t>
+            </w:r>
+            <w:proofErr w:type="spellStart"/>
+            <w:r>
+              <w:rPr>
+                <w:color w:val="1A1A2E"/>
+                <w:sz w:val="16"/>
+                <w:szCs w:val="16"/>
+              </w:rPr>
+              <w:t>MainWindow</w:t>
+            </w:r>
+            <w:proofErr w:type="spellEnd"/>
+            <w:r>
+              <w:rPr>
+                <w:color w:val="1A1A2E"/>
+                <w:sz w:val="16"/>
+                <w:szCs w:val="16"/>
+              </w:rPr>
+              <w:t xml:space="preserve"> connects this to: (1) update </w:t>
+            </w:r>
+            <w:proofErr w:type="spellStart"/>
+            <w:r>
+              <w:rPr>
+                <w:color w:val="1A1A2E"/>
+                <w:sz w:val="16"/>
+                <w:szCs w:val="16"/>
+              </w:rPr>
+              <w:t>move_flags</w:t>
+            </w:r>
+            <w:proofErr w:type="spellEnd"/>
+            <w:r>
+              <w:rPr>
+                <w:color w:val="1A1A2E"/>
+                <w:sz w:val="16"/>
+                <w:szCs w:val="16"/>
+              </w:rPr>
+              <w:t xml:space="preserve"> in </w:t>
+            </w:r>
+            <w:proofErr w:type="spellStart"/>
+            <w:r>
+              <w:rPr>
+                <w:color w:val="1A1A2E"/>
+                <w:sz w:val="16"/>
+                <w:szCs w:val="16"/>
+              </w:rPr>
+              <w:t>MoveNotationModel</w:t>
+            </w:r>
+            <w:proofErr w:type="spellEnd"/>
+            <w:r>
+              <w:rPr>
+                <w:color w:val="1A1A2E"/>
+                <w:sz w:val="16"/>
+                <w:szCs w:val="16"/>
+              </w:rPr>
+              <w:t xml:space="preserve">, (2) call </w:t>
+            </w:r>
+            <w:proofErr w:type="spellStart"/>
+            <w:r>
+              <w:rPr>
+                <w:color w:val="1A1A2E"/>
+                <w:sz w:val="16"/>
+                <w:szCs w:val="16"/>
+              </w:rPr>
+              <w:t>insert_comment</w:t>
+            </w:r>
+            <w:proofErr w:type="spellEnd"/>
+            <w:r>
+              <w:rPr>
+                <w:color w:val="1A1A2E"/>
+                <w:sz w:val="16"/>
+                <w:szCs w:val="16"/>
+              </w:rPr>
+              <w:t>() if auto-annotate is on.</w:t>
             </w:r>
           </w:p>
         </w:tc>
@@ -9271,7 +11615,79 @@
                 <w:sz w:val="16"/>
                 <w:szCs w:val="16"/>
               </w:rPr>
-              <w:t>Add QShortcut: Left arrow = Back, Right arrow = Forward, Ctrl+S = Save, Ctrl+F = Flip board, Ctrl+E = toggle engine. These are standard chess GUI shortcuts.</w:t>
+              <w:t xml:space="preserve">Add </w:t>
+            </w:r>
+            <w:proofErr w:type="spellStart"/>
+            <w:r>
+              <w:rPr>
+                <w:color w:val="1A1A2E"/>
+                <w:sz w:val="16"/>
+                <w:szCs w:val="16"/>
+              </w:rPr>
+              <w:t>QShortcut</w:t>
+            </w:r>
+            <w:proofErr w:type="spellEnd"/>
+            <w:r>
+              <w:rPr>
+                <w:color w:val="1A1A2E"/>
+                <w:sz w:val="16"/>
+                <w:szCs w:val="16"/>
+              </w:rPr>
+              <w:t xml:space="preserve">: Left arrow = Back, Right arrow = Forward, </w:t>
+            </w:r>
+            <w:proofErr w:type="spellStart"/>
+            <w:r>
+              <w:rPr>
+                <w:color w:val="1A1A2E"/>
+                <w:sz w:val="16"/>
+                <w:szCs w:val="16"/>
+              </w:rPr>
+              <w:t>Ctrl+S</w:t>
+            </w:r>
+            <w:proofErr w:type="spellEnd"/>
+            <w:r>
+              <w:rPr>
+                <w:color w:val="1A1A2E"/>
+                <w:sz w:val="16"/>
+                <w:szCs w:val="16"/>
+              </w:rPr>
+              <w:t xml:space="preserve"> = Save, </w:t>
+            </w:r>
+            <w:proofErr w:type="spellStart"/>
+            <w:r>
+              <w:rPr>
+                <w:color w:val="1A1A2E"/>
+                <w:sz w:val="16"/>
+                <w:szCs w:val="16"/>
+              </w:rPr>
+              <w:t>Ctrl+F</w:t>
+            </w:r>
+            <w:proofErr w:type="spellEnd"/>
+            <w:r>
+              <w:rPr>
+                <w:color w:val="1A1A2E"/>
+                <w:sz w:val="16"/>
+                <w:szCs w:val="16"/>
+              </w:rPr>
+              <w:t xml:space="preserve"> = Flip board, </w:t>
+            </w:r>
+            <w:proofErr w:type="spellStart"/>
+            <w:r>
+              <w:rPr>
+                <w:color w:val="1A1A2E"/>
+                <w:sz w:val="16"/>
+                <w:szCs w:val="16"/>
+              </w:rPr>
+              <w:t>Ctrl+E</w:t>
+            </w:r>
+            <w:proofErr w:type="spellEnd"/>
+            <w:r>
+              <w:rPr>
+                <w:color w:val="1A1A2E"/>
+                <w:sz w:val="16"/>
+                <w:szCs w:val="16"/>
+              </w:rPr>
+              <w:t xml:space="preserve"> = toggle engine. These are standard chess GUI shortcuts.</w:t>
             </w:r>
           </w:p>
         </w:tc>
@@ -9712,7 +12128,29 @@
                 <w:sz w:val="17"/>
                 <w:szCs w:val="17"/>
               </w:rPr>
-              <w:t>Remove dead mixin files</w:t>
+              <w:t xml:space="preserve">Remove dead </w:t>
+            </w:r>
+            <w:proofErr w:type="spellStart"/>
+            <w:r>
+              <w:rPr>
+                <w:b/>
+                <w:bCs/>
+                <w:color w:val="16213E"/>
+                <w:sz w:val="17"/>
+                <w:szCs w:val="17"/>
+              </w:rPr>
+              <w:t>mixin</w:t>
+            </w:r>
+            <w:proofErr w:type="spellEnd"/>
+            <w:r>
+              <w:rPr>
+                <w:b/>
+                <w:bCs/>
+                <w:color w:val="16213E"/>
+                <w:sz w:val="17"/>
+                <w:szCs w:val="17"/>
+              </w:rPr>
+              <w:t xml:space="preserve"> files</w:t>
             </w:r>
           </w:p>
         </w:tc>
@@ -9807,7 +12245,61 @@
                 <w:sz w:val="16"/>
                 <w:szCs w:val="16"/>
               </w:rPr>
-              <w:t>The mixin files browser_ops.py, indexing_ops.py, source_state.py, worker.py in ui/main_window/ exist but window.py never imports them — it reimplements everything inline. After tasks A1–A5, delete or fully replace these with the refactored versions.</w:t>
+              <w:t xml:space="preserve">The </w:t>
+            </w:r>
+            <w:proofErr w:type="spellStart"/>
+            <w:r>
+              <w:rPr>
+                <w:color w:val="1A1A2E"/>
+                <w:sz w:val="16"/>
+                <w:szCs w:val="16"/>
+              </w:rPr>
+              <w:t>mixin</w:t>
+            </w:r>
+            <w:proofErr w:type="spellEnd"/>
+            <w:r>
+              <w:rPr>
+                <w:color w:val="1A1A2E"/>
+                <w:sz w:val="16"/>
+                <w:szCs w:val="16"/>
+              </w:rPr>
+              <w:t xml:space="preserve"> files browser_ops.py, indexing_ops.py, source_state.py, worker.py in </w:t>
+            </w:r>
+            <w:proofErr w:type="spellStart"/>
+            <w:r>
+              <w:rPr>
+                <w:color w:val="1A1A2E"/>
+                <w:sz w:val="16"/>
+                <w:szCs w:val="16"/>
+              </w:rPr>
+              <w:t>ui</w:t>
+            </w:r>
+            <w:proofErr w:type="spellEnd"/>
+            <w:r>
+              <w:rPr>
+                <w:color w:val="1A1A2E"/>
+                <w:sz w:val="16"/>
+                <w:szCs w:val="16"/>
+              </w:rPr>
+              <w:t>/</w:t>
+            </w:r>
+            <w:proofErr w:type="spellStart"/>
+            <w:r>
+              <w:rPr>
+                <w:color w:val="1A1A2E"/>
+                <w:sz w:val="16"/>
+                <w:szCs w:val="16"/>
+              </w:rPr>
+              <w:t>main_window</w:t>
+            </w:r>
+            <w:proofErr w:type="spellEnd"/>
+            <w:r>
+              <w:rPr>
+                <w:color w:val="1A1A2E"/>
+                <w:sz w:val="16"/>
+                <w:szCs w:val="16"/>
+              </w:rPr>
+              <w:t>/ exist but window.py never imports them — it reimplements everything inline. After tasks A1–A5, delete or fully replace these with the refactored versions.</w:t>
             </w:r>
           </w:p>
         </w:tc>
@@ -9836,7 +12328,25 @@
                 <w:sz w:val="15"/>
                 <w:szCs w:val="15"/>
               </w:rPr>
-              <w:t>Dead code creates confusion about which version of a function is actually running.</w:t>
+              <w:t xml:space="preserve">Dead code creates confusion about which version of a function is </w:t>
+            </w:r>
+            <w:proofErr w:type="gramStart"/>
+            <w:r>
+              <w:rPr>
+                <w:color w:val="555555"/>
+                <w:sz w:val="15"/>
+                <w:szCs w:val="15"/>
+              </w:rPr>
+              <w:t>actually running</w:t>
+            </w:r>
+            <w:proofErr w:type="gramEnd"/>
+            <w:r>
+              <w:rPr>
+                <w:color w:val="555555"/>
+                <w:sz w:val="15"/>
+                <w:szCs w:val="15"/>
+              </w:rPr>
+              <w:t>.</w:t>
             </w:r>
           </w:p>
         </w:tc>
@@ -9908,8 +12418,20 @@
                 <w:sz w:val="17"/>
                 <w:szCs w:val="17"/>
               </w:rPr>
-              <w:t>Update default.yaml</w:t>
-            </w:r>
+              <w:t xml:space="preserve">Update </w:t>
+            </w:r>
+            <w:proofErr w:type="spellStart"/>
+            <w:r>
+              <w:rPr>
+                <w:b/>
+                <w:bCs/>
+                <w:color w:val="16213E"/>
+                <w:sz w:val="17"/>
+                <w:szCs w:val="17"/>
+              </w:rPr>
+              <w:t>default.yaml</w:t>
+            </w:r>
+            <w:proofErr w:type="spellEnd"/>
           </w:p>
         </w:tc>
         <w:tc>
@@ -10003,7 +12525,97 @@
                 <w:sz w:val="16"/>
                 <w:szCs w:val="16"/>
               </w:rPr>
-              <w:t>Add config keys for: coach_db_path (phrase SQLite), game_index_db_path (6M game index), coach_enabled (bool), coach_auto_annotate (bool), coach_movetime_ms (int).</w:t>
+              <w:t xml:space="preserve">Add config keys for: </w:t>
+            </w:r>
+            <w:proofErr w:type="spellStart"/>
+            <w:r>
+              <w:rPr>
+                <w:color w:val="1A1A2E"/>
+                <w:sz w:val="16"/>
+                <w:szCs w:val="16"/>
+              </w:rPr>
+              <w:t>coach_db_path</w:t>
+            </w:r>
+            <w:proofErr w:type="spellEnd"/>
+            <w:r>
+              <w:rPr>
+                <w:color w:val="1A1A2E"/>
+                <w:sz w:val="16"/>
+                <w:szCs w:val="16"/>
+              </w:rPr>
+              <w:t xml:space="preserve"> (phrase SQLite), </w:t>
+            </w:r>
+            <w:proofErr w:type="spellStart"/>
+            <w:r>
+              <w:rPr>
+                <w:color w:val="1A1A2E"/>
+                <w:sz w:val="16"/>
+                <w:szCs w:val="16"/>
+              </w:rPr>
+              <w:t>game_index_db_path</w:t>
+            </w:r>
+            <w:proofErr w:type="spellEnd"/>
+            <w:r>
+              <w:rPr>
+                <w:color w:val="1A1A2E"/>
+                <w:sz w:val="16"/>
+                <w:szCs w:val="16"/>
+              </w:rPr>
+              <w:t xml:space="preserve"> (6M game index), </w:t>
+            </w:r>
+            <w:proofErr w:type="spellStart"/>
+            <w:r>
+              <w:rPr>
+                <w:color w:val="1A1A2E"/>
+                <w:sz w:val="16"/>
+                <w:szCs w:val="16"/>
+              </w:rPr>
+              <w:t>coach_enabled</w:t>
+            </w:r>
+            <w:proofErr w:type="spellEnd"/>
+            <w:r>
+              <w:rPr>
+                <w:color w:val="1A1A2E"/>
+                <w:sz w:val="16"/>
+                <w:szCs w:val="16"/>
+              </w:rPr>
+              <w:t xml:space="preserve"> (bool), </w:t>
+            </w:r>
+            <w:proofErr w:type="spellStart"/>
+            <w:r>
+              <w:rPr>
+                <w:color w:val="1A1A2E"/>
+                <w:sz w:val="16"/>
+                <w:szCs w:val="16"/>
+              </w:rPr>
+              <w:t>coach_auto_annotate</w:t>
+            </w:r>
+            <w:proofErr w:type="spellEnd"/>
+            <w:r>
+              <w:rPr>
+                <w:color w:val="1A1A2E"/>
+                <w:sz w:val="16"/>
+                <w:szCs w:val="16"/>
+              </w:rPr>
+              <w:t xml:space="preserve"> (bool), </w:t>
+            </w:r>
+            <w:proofErr w:type="spellStart"/>
+            <w:r>
+              <w:rPr>
+                <w:color w:val="1A1A2E"/>
+                <w:sz w:val="16"/>
+                <w:szCs w:val="16"/>
+              </w:rPr>
+              <w:t>coach_movetime_ms</w:t>
+            </w:r>
+            <w:proofErr w:type="spellEnd"/>
+            <w:r>
+              <w:rPr>
+                <w:color w:val="1A1A2E"/>
+                <w:sz w:val="16"/>
+                <w:szCs w:val="16"/>
+              </w:rPr>
+              <w:t xml:space="preserve"> (int).</w:t>
             </w:r>
           </w:p>
         </w:tc>
@@ -10032,7 +12644,25 @@
                 <w:sz w:val="15"/>
                 <w:szCs w:val="15"/>
               </w:rPr>
-              <w:t>Coach engine reads config at startup. Keys must exist in default.yaml before coach module is written.</w:t>
+              <w:t xml:space="preserve">Coach engine reads config at startup. Keys must exist in </w:t>
+            </w:r>
+            <w:proofErr w:type="spellStart"/>
+            <w:r>
+              <w:rPr>
+                <w:color w:val="555555"/>
+                <w:sz w:val="15"/>
+                <w:szCs w:val="15"/>
+              </w:rPr>
+              <w:t>default.yaml</w:t>
+            </w:r>
+            <w:proofErr w:type="spellEnd"/>
+            <w:r>
+              <w:rPr>
+                <w:color w:val="555555"/>
+                <w:sz w:val="15"/>
+                <w:szCs w:val="15"/>
+              </w:rPr>
+              <w:t xml:space="preserve"> before coach module is written.</w:t>
             </w:r>
           </w:p>
         </w:tc>
@@ -10199,7 +12829,25 @@
                 <w:sz w:val="16"/>
                 <w:szCs w:val="16"/>
               </w:rPr>
-              <w:t>Add: python-chess (already there), pyyaml (already there). Verify version pins are correct. Add: no new dependencies needed for the coach backend — it uses only standard library + python-chess + sqlite3.</w:t>
+              <w:t xml:space="preserve">Add: python-chess (already there), </w:t>
+            </w:r>
+            <w:proofErr w:type="spellStart"/>
+            <w:r>
+              <w:rPr>
+                <w:color w:val="1A1A2E"/>
+                <w:sz w:val="16"/>
+                <w:szCs w:val="16"/>
+              </w:rPr>
+              <w:t>pyyaml</w:t>
+            </w:r>
+            <w:proofErr w:type="spellEnd"/>
+            <w:r>
+              <w:rPr>
+                <w:color w:val="1A1A2E"/>
+                <w:sz w:val="16"/>
+                <w:szCs w:val="16"/>
+              </w:rPr>
+              <w:t xml:space="preserve"> (already there). Verify version pins are correct. Add: no new dependencies needed for the coach backend — it uses only standard library + python-chess + sqlite3.</w:t>
             </w:r>
           </w:p>
         </w:tc>
@@ -10547,7 +13195,61 @@
                 <w:sz w:val="15"/>
                 <w:szCs w:val="15"/>
               </w:rPr>
-              <w:t>Slimmed to orchestrator. ~100 lines. Imports engine_panel, move_notation, eval_bar.</w:t>
+              <w:t xml:space="preserve">Slimmed to orchestrator. ~100 lines. Imports </w:t>
+            </w:r>
+            <w:proofErr w:type="spellStart"/>
+            <w:r>
+              <w:rPr>
+                <w:color w:val="555555"/>
+                <w:sz w:val="15"/>
+                <w:szCs w:val="15"/>
+              </w:rPr>
+              <w:t>engine_panel</w:t>
+            </w:r>
+            <w:proofErr w:type="spellEnd"/>
+            <w:r>
+              <w:rPr>
+                <w:color w:val="555555"/>
+                <w:sz w:val="15"/>
+                <w:szCs w:val="15"/>
+              </w:rPr>
+              <w:t xml:space="preserve">, </w:t>
+            </w:r>
+            <w:proofErr w:type="spellStart"/>
+            <w:r>
+              <w:rPr>
+                <w:color w:val="555555"/>
+                <w:sz w:val="15"/>
+                <w:szCs w:val="15"/>
+              </w:rPr>
+              <w:t>move_notation</w:t>
+            </w:r>
+            <w:proofErr w:type="spellEnd"/>
+            <w:r>
+              <w:rPr>
+                <w:color w:val="555555"/>
+                <w:sz w:val="15"/>
+                <w:szCs w:val="15"/>
+              </w:rPr>
+              <w:t xml:space="preserve">, </w:t>
+            </w:r>
+            <w:proofErr w:type="spellStart"/>
+            <w:r>
+              <w:rPr>
+                <w:color w:val="555555"/>
+                <w:sz w:val="15"/>
+                <w:szCs w:val="15"/>
+              </w:rPr>
+              <w:t>eval_bar</w:t>
+            </w:r>
+            <w:proofErr w:type="spellEnd"/>
+            <w:r>
+              <w:rPr>
+                <w:color w:val="555555"/>
+                <w:sz w:val="15"/>
+                <w:szCs w:val="15"/>
+              </w:rPr>
+              <w:t>.</w:t>
             </w:r>
           </w:p>
         </w:tc>
@@ -11063,7 +13765,25 @@
                 <w:sz w:val="15"/>
                 <w:szCs w:val="15"/>
               </w:rPr>
-              <w:t>Already correct. Used by indexing_ops after extraction.</w:t>
+              <w:t xml:space="preserve">Already correct. Used by </w:t>
+            </w:r>
+            <w:proofErr w:type="spellStart"/>
+            <w:r>
+              <w:rPr>
+                <w:color w:val="555555"/>
+                <w:sz w:val="15"/>
+                <w:szCs w:val="15"/>
+              </w:rPr>
+              <w:t>indexing_ops</w:t>
+            </w:r>
+            <w:proofErr w:type="spellEnd"/>
+            <w:r>
+              <w:rPr>
+                <w:color w:val="555555"/>
+                <w:sz w:val="15"/>
+                <w:szCs w:val="15"/>
+              </w:rPr>
+              <w:t xml:space="preserve"> after extraction.</w:t>
             </w:r>
           </w:p>
         </w:tc>
@@ -11186,13 +13906,23 @@
             <w:vAlign w:val="center"/>
           </w:tcPr>
           <w:p>
-            <w:r>
-              <w:rPr>
-                <w:color w:val="555555"/>
-                <w:sz w:val="15"/>
-                <w:szCs w:val="15"/>
-              </w:rPr>
-              <w:t>EnginePanel widget. Engine toggle, eval bar, PV line. Async worker.</w:t>
+            <w:proofErr w:type="spellStart"/>
+            <w:r>
+              <w:rPr>
+                <w:color w:val="555555"/>
+                <w:sz w:val="15"/>
+                <w:szCs w:val="15"/>
+              </w:rPr>
+              <w:t>EnginePanel</w:t>
+            </w:r>
+            <w:proofErr w:type="spellEnd"/>
+            <w:r>
+              <w:rPr>
+                <w:color w:val="555555"/>
+                <w:sz w:val="15"/>
+                <w:szCs w:val="15"/>
+              </w:rPr>
+              <w:t xml:space="preserve"> widget. Engine toggle, eval bar, PV line. Async worker.</w:t>
             </w:r>
           </w:p>
         </w:tc>
@@ -11444,13 +14174,59 @@
             <w:vAlign w:val="center"/>
           </w:tcPr>
           <w:p>
-            <w:r>
-              <w:rPr>
-                <w:color w:val="555555"/>
-                <w:sz w:val="15"/>
-                <w:szCs w:val="15"/>
-              </w:rPr>
-              <w:t>QAbstractTableModel for move list. Roles: move_number, white, black, strategy_tag.</w:t>
+            <w:proofErr w:type="spellStart"/>
+            <w:r>
+              <w:rPr>
+                <w:color w:val="555555"/>
+                <w:sz w:val="15"/>
+                <w:szCs w:val="15"/>
+              </w:rPr>
+              <w:t>QAbstractTableModel</w:t>
+            </w:r>
+            <w:proofErr w:type="spellEnd"/>
+            <w:r>
+              <w:rPr>
+                <w:color w:val="555555"/>
+                <w:sz w:val="15"/>
+                <w:szCs w:val="15"/>
+              </w:rPr>
+              <w:t xml:space="preserve"> for move list. Roles: </w:t>
+            </w:r>
+            <w:proofErr w:type="spellStart"/>
+            <w:r>
+              <w:rPr>
+                <w:color w:val="555555"/>
+                <w:sz w:val="15"/>
+                <w:szCs w:val="15"/>
+              </w:rPr>
+              <w:t>move_number</w:t>
+            </w:r>
+            <w:proofErr w:type="spellEnd"/>
+            <w:r>
+              <w:rPr>
+                <w:color w:val="555555"/>
+                <w:sz w:val="15"/>
+                <w:szCs w:val="15"/>
+              </w:rPr>
+              <w:t xml:space="preserve">, white, black, </w:t>
+            </w:r>
+            <w:proofErr w:type="spellStart"/>
+            <w:r>
+              <w:rPr>
+                <w:color w:val="555555"/>
+                <w:sz w:val="15"/>
+                <w:szCs w:val="15"/>
+              </w:rPr>
+              <w:t>strategy_tag</w:t>
+            </w:r>
+            <w:proofErr w:type="spellEnd"/>
+            <w:r>
+              <w:rPr>
+                <w:color w:val="555555"/>
+                <w:sz w:val="15"/>
+                <w:szCs w:val="15"/>
+              </w:rPr>
+              <w:t>.</w:t>
             </w:r>
           </w:p>
         </w:tc>
@@ -11574,13 +14350,23 @@
             <w:vAlign w:val="center"/>
           </w:tcPr>
           <w:p>
-            <w:r>
-              <w:rPr>
-                <w:color w:val="555555"/>
-                <w:sz w:val="15"/>
-                <w:szCs w:val="15"/>
-              </w:rPr>
-              <w:t>QTableView subclass. Click-to-navigate. Strategy colour badges.</w:t>
+            <w:proofErr w:type="spellStart"/>
+            <w:r>
+              <w:rPr>
+                <w:color w:val="555555"/>
+                <w:sz w:val="15"/>
+                <w:szCs w:val="15"/>
+              </w:rPr>
+              <w:t>QTableView</w:t>
+            </w:r>
+            <w:proofErr w:type="spellEnd"/>
+            <w:r>
+              <w:rPr>
+                <w:color w:val="555555"/>
+                <w:sz w:val="15"/>
+                <w:szCs w:val="15"/>
+              </w:rPr>
+              <w:t xml:space="preserve"> subclass. Click-to-navigate. Strategy colour badges.</w:t>
             </w:r>
           </w:p>
         </w:tc>
@@ -11709,7 +14495,25 @@
                 <w:sz w:val="15"/>
                 <w:szCs w:val="15"/>
               </w:rPr>
-              <w:t>Annotatable PGN panel. Editable. Calls insert_comment(). Comment display.</w:t>
+              <w:t xml:space="preserve">Annotatable PGN panel. Editable. Calls </w:t>
+            </w:r>
+            <w:proofErr w:type="spellStart"/>
+            <w:r>
+              <w:rPr>
+                <w:color w:val="555555"/>
+                <w:sz w:val="15"/>
+                <w:szCs w:val="15"/>
+              </w:rPr>
+              <w:t>insert_comment</w:t>
+            </w:r>
+            <w:proofErr w:type="spellEnd"/>
+            <w:r>
+              <w:rPr>
+                <w:color w:val="555555"/>
+                <w:sz w:val="15"/>
+                <w:szCs w:val="15"/>
+              </w:rPr>
+              <w:t>(). Comment display.</w:t>
             </w:r>
           </w:p>
         </w:tc>
@@ -11838,7 +14642,25 @@
                 <w:sz w:val="15"/>
                 <w:szCs w:val="15"/>
               </w:rPr>
-              <w:t>Placeholder. QLabel 'Coach coming soon'. Replaced in coach phase.</w:t>
+              <w:t xml:space="preserve">Placeholder. </w:t>
+            </w:r>
+            <w:proofErr w:type="spellStart"/>
+            <w:r>
+              <w:rPr>
+                <w:color w:val="555555"/>
+                <w:sz w:val="15"/>
+                <w:szCs w:val="15"/>
+              </w:rPr>
+              <w:t>QLabel</w:t>
+            </w:r>
+            <w:proofErr w:type="spellEnd"/>
+            <w:r>
+              <w:rPr>
+                <w:color w:val="555555"/>
+                <w:sz w:val="15"/>
+                <w:szCs w:val="15"/>
+              </w:rPr>
+              <w:t xml:space="preserve"> 'Coach coming soon'. Replaced in coach phase.</w:t>
             </w:r>
           </w:p>
         </w:tc>
@@ -11967,7 +14789,43 @@
                 <w:sz w:val="15"/>
                 <w:szCs w:val="15"/>
               </w:rPr>
-              <w:t>Add insert_comment(text) method. Add export_pgn_to_file(path) method.</w:t>
+              <w:t xml:space="preserve">Add </w:t>
+            </w:r>
+            <w:proofErr w:type="spellStart"/>
+            <w:r>
+              <w:rPr>
+                <w:color w:val="555555"/>
+                <w:sz w:val="15"/>
+                <w:szCs w:val="15"/>
+              </w:rPr>
+              <w:t>insert_comment</w:t>
+            </w:r>
+            <w:proofErr w:type="spellEnd"/>
+            <w:r>
+              <w:rPr>
+                <w:color w:val="555555"/>
+                <w:sz w:val="15"/>
+                <w:szCs w:val="15"/>
+              </w:rPr>
+              <w:t xml:space="preserve">(text) method. Add </w:t>
+            </w:r>
+            <w:proofErr w:type="spellStart"/>
+            <w:r>
+              <w:rPr>
+                <w:color w:val="555555"/>
+                <w:sz w:val="15"/>
+                <w:szCs w:val="15"/>
+              </w:rPr>
+              <w:t>export_pgn_to_file</w:t>
+            </w:r>
+            <w:proofErr w:type="spellEnd"/>
+            <w:r>
+              <w:rPr>
+                <w:color w:val="555555"/>
+                <w:sz w:val="15"/>
+                <w:szCs w:val="15"/>
+              </w:rPr>
+              <w:t>(path) method.</w:t>
             </w:r>
           </w:p>
         </w:tc>
@@ -12096,7 +14954,43 @@
                 <w:sz w:val="15"/>
                 <w:szCs w:val="15"/>
               </w:rPr>
-              <w:t>Add position_continuation_stats_from_store(board_fen, ...) for E1.</w:t>
+              <w:t xml:space="preserve">Add </w:t>
+            </w:r>
+            <w:proofErr w:type="spellStart"/>
+            <w:r>
+              <w:rPr>
+                <w:color w:val="555555"/>
+                <w:sz w:val="15"/>
+                <w:szCs w:val="15"/>
+              </w:rPr>
+              <w:t>position_continuation_stats_from_store</w:t>
+            </w:r>
+            <w:proofErr w:type="spellEnd"/>
+            <w:r>
+              <w:rPr>
+                <w:color w:val="555555"/>
+                <w:sz w:val="15"/>
+                <w:szCs w:val="15"/>
+              </w:rPr>
+              <w:t>(</w:t>
+            </w:r>
+            <w:proofErr w:type="spellStart"/>
+            <w:r>
+              <w:rPr>
+                <w:color w:val="555555"/>
+                <w:sz w:val="15"/>
+                <w:szCs w:val="15"/>
+              </w:rPr>
+              <w:t>board_fen</w:t>
+            </w:r>
+            <w:proofErr w:type="spellEnd"/>
+            <w:r>
+              <w:rPr>
+                <w:color w:val="555555"/>
+                <w:sz w:val="15"/>
+                <w:szCs w:val="15"/>
+              </w:rPr>
+              <w:t>, ...) for E1.</w:t>
             </w:r>
           </w:p>
         </w:tc>
@@ -12133,8 +15027,19 @@
                 <w:sz w:val="16"/>
                 <w:szCs w:val="16"/>
               </w:rPr>
-              <w:t>config/default.yaml</w:t>
-            </w:r>
+              <w:t>config/</w:t>
+            </w:r>
+            <w:proofErr w:type="spellStart"/>
+            <w:r>
+              <w:rPr>
+                <w:rFonts w:ascii="Courier New" w:eastAsia="Courier New" w:hAnsi="Courier New" w:cs="Courier New"/>
+                <w:color w:val="0F3460"/>
+                <w:sz w:val="16"/>
+                <w:szCs w:val="16"/>
+              </w:rPr>
+              <w:t>default.yaml</w:t>
+            </w:r>
+            <w:proofErr w:type="spellEnd"/>
           </w:p>
         </w:tc>
         <w:tc>
@@ -12225,7 +15130,79 @@
                 <w:sz w:val="15"/>
                 <w:szCs w:val="15"/>
               </w:rPr>
-              <w:t>Add coach_db_path, game_index_db_path, coach_enabled, coach_auto_annotate.</w:t>
+              <w:t xml:space="preserve">Add </w:t>
+            </w:r>
+            <w:proofErr w:type="spellStart"/>
+            <w:r>
+              <w:rPr>
+                <w:color w:val="555555"/>
+                <w:sz w:val="15"/>
+                <w:szCs w:val="15"/>
+              </w:rPr>
+              <w:t>coach_db_path</w:t>
+            </w:r>
+            <w:proofErr w:type="spellEnd"/>
+            <w:r>
+              <w:rPr>
+                <w:color w:val="555555"/>
+                <w:sz w:val="15"/>
+                <w:szCs w:val="15"/>
+              </w:rPr>
+              <w:t xml:space="preserve">, </w:t>
+            </w:r>
+            <w:proofErr w:type="spellStart"/>
+            <w:r>
+              <w:rPr>
+                <w:color w:val="555555"/>
+                <w:sz w:val="15"/>
+                <w:szCs w:val="15"/>
+              </w:rPr>
+              <w:t>game_index_db_path</w:t>
+            </w:r>
+            <w:proofErr w:type="spellEnd"/>
+            <w:r>
+              <w:rPr>
+                <w:color w:val="555555"/>
+                <w:sz w:val="15"/>
+                <w:szCs w:val="15"/>
+              </w:rPr>
+              <w:t xml:space="preserve">, </w:t>
+            </w:r>
+            <w:proofErr w:type="spellStart"/>
+            <w:r>
+              <w:rPr>
+                <w:color w:val="555555"/>
+                <w:sz w:val="15"/>
+                <w:szCs w:val="15"/>
+              </w:rPr>
+              <w:t>coach_enabled</w:t>
+            </w:r>
+            <w:proofErr w:type="spellEnd"/>
+            <w:r>
+              <w:rPr>
+                <w:color w:val="555555"/>
+                <w:sz w:val="15"/>
+                <w:szCs w:val="15"/>
+              </w:rPr>
+              <w:t xml:space="preserve">, </w:t>
+            </w:r>
+            <w:proofErr w:type="spellStart"/>
+            <w:r>
+              <w:rPr>
+                <w:color w:val="555555"/>
+                <w:sz w:val="15"/>
+                <w:szCs w:val="15"/>
+              </w:rPr>
+              <w:t>coach_auto_annotate</w:t>
+            </w:r>
+            <w:proofErr w:type="spellEnd"/>
+            <w:r>
+              <w:rPr>
+                <w:color w:val="555555"/>
+                <w:sz w:val="15"/>
+                <w:szCs w:val="15"/>
+              </w:rPr>
+              <w:t>.</w:t>
             </w:r>
           </w:p>
         </w:tc>
@@ -12255,6 +15232,7 @@
             </w:tcMar>
           </w:tcPr>
           <w:p>
+            <w:proofErr w:type="spellStart"/>
             <w:r>
               <w:rPr>
                 <w:rFonts w:ascii="Courier New" w:eastAsia="Courier New" w:hAnsi="Courier New" w:cs="Courier New"/>
@@ -12262,7 +15240,37 @@
                 <w:sz w:val="16"/>
                 <w:szCs w:val="16"/>
               </w:rPr>
-              <w:t>src/chessplayer/coach/</w:t>
+              <w:t>src</w:t>
+            </w:r>
+            <w:proofErr w:type="spellEnd"/>
+            <w:r>
+              <w:rPr>
+                <w:rFonts w:ascii="Courier New" w:eastAsia="Courier New" w:hAnsi="Courier New" w:cs="Courier New"/>
+                <w:color w:val="0F3460"/>
+                <w:sz w:val="16"/>
+                <w:szCs w:val="16"/>
+              </w:rPr>
+              <w:t>/</w:t>
+            </w:r>
+            <w:proofErr w:type="spellStart"/>
+            <w:r>
+              <w:rPr>
+                <w:rFonts w:ascii="Courier New" w:eastAsia="Courier New" w:hAnsi="Courier New" w:cs="Courier New"/>
+                <w:color w:val="0F3460"/>
+                <w:sz w:val="16"/>
+                <w:szCs w:val="16"/>
+              </w:rPr>
+              <w:t>chessplayer</w:t>
+            </w:r>
+            <w:proofErr w:type="spellEnd"/>
+            <w:r>
+              <w:rPr>
+                <w:rFonts w:ascii="Courier New" w:eastAsia="Courier New" w:hAnsi="Courier New" w:cs="Courier New"/>
+                <w:color w:val="0F3460"/>
+                <w:sz w:val="16"/>
+                <w:szCs w:val="16"/>
+              </w:rPr>
+              <w:t>/coach/</w:t>
             </w:r>
           </w:p>
         </w:tc>
@@ -12404,7 +15412,27 @@
           <w:sz w:val="17"/>
           <w:szCs w:val="17"/>
         </w:rPr>
-        <w:t>User drags piece  →  BoardBridge.attemptMove()</w:t>
+        <w:t xml:space="preserve">User drags piece  →  </w:t>
+      </w:r>
+      <w:proofErr w:type="spellStart"/>
+      <w:r>
+        <w:rPr>
+          <w:rFonts w:ascii="Courier New" w:eastAsia="Courier New" w:hAnsi="Courier New" w:cs="Courier New"/>
+          <w:color w:val="A8D8A8"/>
+          <w:sz w:val="17"/>
+          <w:szCs w:val="17"/>
+        </w:rPr>
+        <w:t>BoardBridge.attemptMove</w:t>
+      </w:r>
+      <w:proofErr w:type="spellEnd"/>
+      <w:r>
+        <w:rPr>
+          <w:rFonts w:ascii="Courier New" w:eastAsia="Courier New" w:hAnsi="Courier New" w:cs="Courier New"/>
+          <w:color w:val="A8D8A8"/>
+          <w:sz w:val="17"/>
+          <w:szCs w:val="17"/>
+        </w:rPr>
+        <w:t>()</w:t>
       </w:r>
     </w:p>
     <w:p>
@@ -12420,7 +15448,27 @@
           <w:sz w:val="17"/>
           <w:szCs w:val="17"/>
         </w:rPr>
-        <w:t xml:space="preserve">                  →  PgnEditor.try_user_move()</w:t>
+        <w:t xml:space="preserve">                  →  </w:t>
+      </w:r>
+      <w:proofErr w:type="spellStart"/>
+      <w:r>
+        <w:rPr>
+          <w:rFonts w:ascii="Courier New" w:eastAsia="Courier New" w:hAnsi="Courier New" w:cs="Courier New"/>
+          <w:color w:val="A8D8A8"/>
+          <w:sz w:val="17"/>
+          <w:szCs w:val="17"/>
+        </w:rPr>
+        <w:t>PgnEditor.try_user_move</w:t>
+      </w:r>
+      <w:proofErr w:type="spellEnd"/>
+      <w:r>
+        <w:rPr>
+          <w:rFonts w:ascii="Courier New" w:eastAsia="Courier New" w:hAnsi="Courier New" w:cs="Courier New"/>
+          <w:color w:val="A8D8A8"/>
+          <w:sz w:val="17"/>
+          <w:szCs w:val="17"/>
+        </w:rPr>
+        <w:t>()</w:t>
       </w:r>
     </w:p>
     <w:p>
@@ -12436,7 +15484,47 @@
           <w:sz w:val="17"/>
           <w:szCs w:val="17"/>
         </w:rPr>
-        <w:t xml:space="preserve">                  →  BoardBridge.moveMade(san)</w:t>
+        <w:t xml:space="preserve">                  →  </w:t>
+      </w:r>
+      <w:proofErr w:type="spellStart"/>
+      <w:r>
+        <w:rPr>
+          <w:rFonts w:ascii="Courier New" w:eastAsia="Courier New" w:hAnsi="Courier New" w:cs="Courier New"/>
+          <w:color w:val="A8D8A8"/>
+          <w:sz w:val="17"/>
+          <w:szCs w:val="17"/>
+        </w:rPr>
+        <w:t>BoardBridge.moveMade</w:t>
+      </w:r>
+      <w:proofErr w:type="spellEnd"/>
+      <w:r>
+        <w:rPr>
+          <w:rFonts w:ascii="Courier New" w:eastAsia="Courier New" w:hAnsi="Courier New" w:cs="Courier New"/>
+          <w:color w:val="A8D8A8"/>
+          <w:sz w:val="17"/>
+          <w:szCs w:val="17"/>
+        </w:rPr>
+        <w:t>(</w:t>
+      </w:r>
+      <w:proofErr w:type="spellStart"/>
+      <w:r>
+        <w:rPr>
+          <w:rFonts w:ascii="Courier New" w:eastAsia="Courier New" w:hAnsi="Courier New" w:cs="Courier New"/>
+          <w:color w:val="A8D8A8"/>
+          <w:sz w:val="17"/>
+          <w:szCs w:val="17"/>
+        </w:rPr>
+        <w:t>san</w:t>
+      </w:r>
+      <w:proofErr w:type="spellEnd"/>
+      <w:r>
+        <w:rPr>
+          <w:rFonts w:ascii="Courier New" w:eastAsia="Courier New" w:hAnsi="Courier New" w:cs="Courier New"/>
+          <w:color w:val="A8D8A8"/>
+          <w:sz w:val="17"/>
+          <w:szCs w:val="17"/>
+        </w:rPr>
+        <w:t>)</w:t>
       </w:r>
     </w:p>
     <w:p>
@@ -12452,7 +15540,27 @@
           <w:sz w:val="17"/>
           <w:szCs w:val="17"/>
         </w:rPr>
-        <w:t xml:space="preserve">                  →  BoardBridge.fenChanged(fen)</w:t>
+        <w:t xml:space="preserve">                  →  </w:t>
+      </w:r>
+      <w:proofErr w:type="spellStart"/>
+      <w:r>
+        <w:rPr>
+          <w:rFonts w:ascii="Courier New" w:eastAsia="Courier New" w:hAnsi="Courier New" w:cs="Courier New"/>
+          <w:color w:val="A8D8A8"/>
+          <w:sz w:val="17"/>
+          <w:szCs w:val="17"/>
+        </w:rPr>
+        <w:t>BoardBridge.fenChanged</w:t>
+      </w:r>
+      <w:proofErr w:type="spellEnd"/>
+      <w:r>
+        <w:rPr>
+          <w:rFonts w:ascii="Courier New" w:eastAsia="Courier New" w:hAnsi="Courier New" w:cs="Courier New"/>
+          <w:color w:val="A8D8A8"/>
+          <w:sz w:val="17"/>
+          <w:szCs w:val="17"/>
+        </w:rPr>
+        <w:t>(fen)</w:t>
       </w:r>
     </w:p>
     <w:p>
@@ -12468,7 +15576,47 @@
           <w:sz w:val="17"/>
           <w:szCs w:val="17"/>
         </w:rPr>
-        <w:t xml:space="preserve">                  →  MainWindow._on_position_changed()</w:t>
+        <w:t xml:space="preserve">                  →  </w:t>
+      </w:r>
+      <w:proofErr w:type="spellStart"/>
+      <w:r>
+        <w:rPr>
+          <w:rFonts w:ascii="Courier New" w:eastAsia="Courier New" w:hAnsi="Courier New" w:cs="Courier New"/>
+          <w:color w:val="A8D8A8"/>
+          <w:sz w:val="17"/>
+          <w:szCs w:val="17"/>
+        </w:rPr>
+        <w:t>MainWindow</w:t>
+      </w:r>
+      <w:proofErr w:type="spellEnd"/>
+      <w:r>
+        <w:rPr>
+          <w:rFonts w:ascii="Courier New" w:eastAsia="Courier New" w:hAnsi="Courier New" w:cs="Courier New"/>
+          <w:color w:val="A8D8A8"/>
+          <w:sz w:val="17"/>
+          <w:szCs w:val="17"/>
+        </w:rPr>
+        <w:t>._</w:t>
+      </w:r>
+      <w:proofErr w:type="spellStart"/>
+      <w:r>
+        <w:rPr>
+          <w:rFonts w:ascii="Courier New" w:eastAsia="Courier New" w:hAnsi="Courier New" w:cs="Courier New"/>
+          <w:color w:val="A8D8A8"/>
+          <w:sz w:val="17"/>
+          <w:szCs w:val="17"/>
+        </w:rPr>
+        <w:t>on_position_changed</w:t>
+      </w:r>
+      <w:proofErr w:type="spellEnd"/>
+      <w:r>
+        <w:rPr>
+          <w:rFonts w:ascii="Courier New" w:eastAsia="Courier New" w:hAnsi="Courier New" w:cs="Courier New"/>
+          <w:color w:val="A8D8A8"/>
+          <w:sz w:val="17"/>
+          <w:szCs w:val="17"/>
+        </w:rPr>
+        <w:t>()</w:t>
       </w:r>
     </w:p>
     <w:p>
@@ -12484,7 +15632,27 @@
           <w:sz w:val="17"/>
           <w:szCs w:val="17"/>
         </w:rPr>
-        <w:t xml:space="preserve">                       ├─ MoveNotationModel.rebuild()</w:t>
+        <w:t xml:space="preserve">                       ├─ </w:t>
+      </w:r>
+      <w:proofErr w:type="spellStart"/>
+      <w:r>
+        <w:rPr>
+          <w:rFonts w:ascii="Courier New" w:eastAsia="Courier New" w:hAnsi="Courier New" w:cs="Courier New"/>
+          <w:color w:val="A8D8A8"/>
+          <w:sz w:val="17"/>
+          <w:szCs w:val="17"/>
+        </w:rPr>
+        <w:t>MoveNotationModel.rebuild</w:t>
+      </w:r>
+      <w:proofErr w:type="spellEnd"/>
+      <w:r>
+        <w:rPr>
+          <w:rFonts w:ascii="Courier New" w:eastAsia="Courier New" w:hAnsi="Courier New" w:cs="Courier New"/>
+          <w:color w:val="A8D8A8"/>
+          <w:sz w:val="17"/>
+          <w:szCs w:val="17"/>
+        </w:rPr>
+        <w:t>()</w:t>
       </w:r>
     </w:p>
     <w:p>
@@ -12500,7 +15668,27 @@
           <w:sz w:val="17"/>
           <w:szCs w:val="17"/>
         </w:rPr>
-        <w:t xml:space="preserve">                       ├─ PgnAnnotationPanel.refresh()</w:t>
+        <w:t xml:space="preserve">                       ├─ </w:t>
+      </w:r>
+      <w:proofErr w:type="spellStart"/>
+      <w:r>
+        <w:rPr>
+          <w:rFonts w:ascii="Courier New" w:eastAsia="Courier New" w:hAnsi="Courier New" w:cs="Courier New"/>
+          <w:color w:val="A8D8A8"/>
+          <w:sz w:val="17"/>
+          <w:szCs w:val="17"/>
+        </w:rPr>
+        <w:t>PgnAnnotationPanel.refresh</w:t>
+      </w:r>
+      <w:proofErr w:type="spellEnd"/>
+      <w:r>
+        <w:rPr>
+          <w:rFonts w:ascii="Courier New" w:eastAsia="Courier New" w:hAnsi="Courier New" w:cs="Courier New"/>
+          <w:color w:val="A8D8A8"/>
+          <w:sz w:val="17"/>
+          <w:szCs w:val="17"/>
+        </w:rPr>
+        <w:t>()</w:t>
       </w:r>
     </w:p>
     <w:p>
@@ -12516,7 +15704,47 @@
           <w:sz w:val="17"/>
           <w:szCs w:val="17"/>
         </w:rPr>
-        <w:t xml:space="preserve">                       ├─ ContinuationStats.refresh(current_fen)</w:t>
+        <w:t xml:space="preserve">                       ├─ </w:t>
+      </w:r>
+      <w:proofErr w:type="spellStart"/>
+      <w:r>
+        <w:rPr>
+          <w:rFonts w:ascii="Courier New" w:eastAsia="Courier New" w:hAnsi="Courier New" w:cs="Courier New"/>
+          <w:color w:val="A8D8A8"/>
+          <w:sz w:val="17"/>
+          <w:szCs w:val="17"/>
+        </w:rPr>
+        <w:t>ContinuationStats.refresh</w:t>
+      </w:r>
+      <w:proofErr w:type="spellEnd"/>
+      <w:r>
+        <w:rPr>
+          <w:rFonts w:ascii="Courier New" w:eastAsia="Courier New" w:hAnsi="Courier New" w:cs="Courier New"/>
+          <w:color w:val="A8D8A8"/>
+          <w:sz w:val="17"/>
+          <w:szCs w:val="17"/>
+        </w:rPr>
+        <w:t>(</w:t>
+      </w:r>
+      <w:proofErr w:type="spellStart"/>
+      <w:r>
+        <w:rPr>
+          <w:rFonts w:ascii="Courier New" w:eastAsia="Courier New" w:hAnsi="Courier New" w:cs="Courier New"/>
+          <w:color w:val="A8D8A8"/>
+          <w:sz w:val="17"/>
+          <w:szCs w:val="17"/>
+        </w:rPr>
+        <w:t>current_fen</w:t>
+      </w:r>
+      <w:proofErr w:type="spellEnd"/>
+      <w:r>
+        <w:rPr>
+          <w:rFonts w:ascii="Courier New" w:eastAsia="Courier New" w:hAnsi="Courier New" w:cs="Courier New"/>
+          <w:color w:val="A8D8A8"/>
+          <w:sz w:val="17"/>
+          <w:szCs w:val="17"/>
+        </w:rPr>
+        <w:t>)</w:t>
       </w:r>
     </w:p>
     <w:p>
@@ -12532,7 +15760,47 @@
           <w:sz w:val="17"/>
           <w:szCs w:val="17"/>
         </w:rPr>
-        <w:t xml:space="preserve">                       └─ coachRequested.emit(fen, move_history)</w:t>
+        <w:t xml:space="preserve">                       └─ </w:t>
+      </w:r>
+      <w:proofErr w:type="spellStart"/>
+      <w:r>
+        <w:rPr>
+          <w:rFonts w:ascii="Courier New" w:eastAsia="Courier New" w:hAnsi="Courier New" w:cs="Courier New"/>
+          <w:color w:val="A8D8A8"/>
+          <w:sz w:val="17"/>
+          <w:szCs w:val="17"/>
+        </w:rPr>
+        <w:t>coachRequested.emit</w:t>
+      </w:r>
+      <w:proofErr w:type="spellEnd"/>
+      <w:r>
+        <w:rPr>
+          <w:rFonts w:ascii="Courier New" w:eastAsia="Courier New" w:hAnsi="Courier New" w:cs="Courier New"/>
+          <w:color w:val="A8D8A8"/>
+          <w:sz w:val="17"/>
+          <w:szCs w:val="17"/>
+        </w:rPr>
+        <w:t xml:space="preserve">(fen, </w:t>
+      </w:r>
+      <w:proofErr w:type="spellStart"/>
+      <w:r>
+        <w:rPr>
+          <w:rFonts w:ascii="Courier New" w:eastAsia="Courier New" w:hAnsi="Courier New" w:cs="Courier New"/>
+          <w:color w:val="A8D8A8"/>
+          <w:sz w:val="17"/>
+          <w:szCs w:val="17"/>
+        </w:rPr>
+        <w:t>move_history</w:t>
+      </w:r>
+      <w:proofErr w:type="spellEnd"/>
+      <w:r>
+        <w:rPr>
+          <w:rFonts w:ascii="Courier New" w:eastAsia="Courier New" w:hAnsi="Courier New" w:cs="Courier New"/>
+          <w:color w:val="A8D8A8"/>
+          <w:sz w:val="17"/>
+          <w:szCs w:val="17"/>
+        </w:rPr>
+        <w:t>)</w:t>
       </w:r>
     </w:p>
     <w:p>
@@ -12548,7 +15816,27 @@
           <w:sz w:val="17"/>
           <w:szCs w:val="17"/>
         </w:rPr>
-        <w:t xml:space="preserve">                            └─ CoachPanel.on_coach_requested()  [async]</w:t>
+        <w:t xml:space="preserve">                            └─ </w:t>
+      </w:r>
+      <w:proofErr w:type="spellStart"/>
+      <w:r>
+        <w:rPr>
+          <w:rFonts w:ascii="Courier New" w:eastAsia="Courier New" w:hAnsi="Courier New" w:cs="Courier New"/>
+          <w:color w:val="A8D8A8"/>
+          <w:sz w:val="17"/>
+          <w:szCs w:val="17"/>
+        </w:rPr>
+        <w:t>CoachPanel.on_coach_requested</w:t>
+      </w:r>
+      <w:proofErr w:type="spellEnd"/>
+      <w:r>
+        <w:rPr>
+          <w:rFonts w:ascii="Courier New" w:eastAsia="Courier New" w:hAnsi="Courier New" w:cs="Courier New"/>
+          <w:color w:val="A8D8A8"/>
+          <w:sz w:val="17"/>
+          <w:szCs w:val="17"/>
+        </w:rPr>
+        <w:t>()  [async]</w:t>
       </w:r>
     </w:p>
     <w:p>
@@ -12564,7 +15852,27 @@
           <w:sz w:val="17"/>
           <w:szCs w:val="17"/>
         </w:rPr>
-        <w:t xml:space="preserve">                                 └─ CoachOutput produced</w:t>
+        <w:t xml:space="preserve">                                 └─ </w:t>
+      </w:r>
+      <w:proofErr w:type="spellStart"/>
+      <w:r>
+        <w:rPr>
+          <w:rFonts w:ascii="Courier New" w:eastAsia="Courier New" w:hAnsi="Courier New" w:cs="Courier New"/>
+          <w:color w:val="A8D8A8"/>
+          <w:sz w:val="17"/>
+          <w:szCs w:val="17"/>
+        </w:rPr>
+        <w:t>CoachOutput</w:t>
+      </w:r>
+      <w:proofErr w:type="spellEnd"/>
+      <w:r>
+        <w:rPr>
+          <w:rFonts w:ascii="Courier New" w:eastAsia="Courier New" w:hAnsi="Courier New" w:cs="Courier New"/>
+          <w:color w:val="A8D8A8"/>
+          <w:sz w:val="17"/>
+          <w:szCs w:val="17"/>
+        </w:rPr>
+        <w:t xml:space="preserve"> produced</w:t>
       </w:r>
     </w:p>
     <w:p>
@@ -12580,7 +15888,27 @@
           <w:sz w:val="17"/>
           <w:szCs w:val="17"/>
         </w:rPr>
-        <w:t xml:space="preserve">                                      ├─ CoachPanel.display(output)</w:t>
+        <w:t xml:space="preserve">                                      ├─ </w:t>
+      </w:r>
+      <w:proofErr w:type="spellStart"/>
+      <w:r>
+        <w:rPr>
+          <w:rFonts w:ascii="Courier New" w:eastAsia="Courier New" w:hAnsi="Courier New" w:cs="Courier New"/>
+          <w:color w:val="A8D8A8"/>
+          <w:sz w:val="17"/>
+          <w:szCs w:val="17"/>
+        </w:rPr>
+        <w:t>CoachPanel.display</w:t>
+      </w:r>
+      <w:proofErr w:type="spellEnd"/>
+      <w:r>
+        <w:rPr>
+          <w:rFonts w:ascii="Courier New" w:eastAsia="Courier New" w:hAnsi="Courier New" w:cs="Courier New"/>
+          <w:color w:val="A8D8A8"/>
+          <w:sz w:val="17"/>
+          <w:szCs w:val="17"/>
+        </w:rPr>
+        <w:t>(output)</w:t>
       </w:r>
     </w:p>
     <w:p>
@@ -12596,7 +15924,27 @@
           <w:sz w:val="17"/>
           <w:szCs w:val="17"/>
         </w:rPr>
-        <w:t xml:space="preserve">                                      ├─ MoveNotationModel.set_strategy_tag(move, tag)</w:t>
+        <w:t xml:space="preserve">                                      ├─ </w:t>
+      </w:r>
+      <w:proofErr w:type="spellStart"/>
+      <w:r>
+        <w:rPr>
+          <w:rFonts w:ascii="Courier New" w:eastAsia="Courier New" w:hAnsi="Courier New" w:cs="Courier New"/>
+          <w:color w:val="A8D8A8"/>
+          <w:sz w:val="17"/>
+          <w:szCs w:val="17"/>
+        </w:rPr>
+        <w:t>MoveNotationModel.set_strategy_tag</w:t>
+      </w:r>
+      <w:proofErr w:type="spellEnd"/>
+      <w:r>
+        <w:rPr>
+          <w:rFonts w:ascii="Courier New" w:eastAsia="Courier New" w:hAnsi="Courier New" w:cs="Courier New"/>
+          <w:color w:val="A8D8A8"/>
+          <w:sz w:val="17"/>
+          <w:szCs w:val="17"/>
+        </w:rPr>
+        <w:t>(move, tag)</w:t>
       </w:r>
     </w:p>
     <w:p>
@@ -12612,7 +15960,47 @@
           <w:sz w:val="17"/>
           <w:szCs w:val="17"/>
         </w:rPr>
-        <w:t xml:space="preserve">                                      └─ PgnEditor.insert_comment(output.headline)  [if auto-annotate]</w:t>
+        <w:t xml:space="preserve">                                      └─ </w:t>
+      </w:r>
+      <w:proofErr w:type="spellStart"/>
+      <w:r>
+        <w:rPr>
+          <w:rFonts w:ascii="Courier New" w:eastAsia="Courier New" w:hAnsi="Courier New" w:cs="Courier New"/>
+          <w:color w:val="A8D8A8"/>
+          <w:sz w:val="17"/>
+          <w:szCs w:val="17"/>
+        </w:rPr>
+        <w:t>PgnEditor.insert_comment</w:t>
+      </w:r>
+      <w:proofErr w:type="spellEnd"/>
+      <w:r>
+        <w:rPr>
+          <w:rFonts w:ascii="Courier New" w:eastAsia="Courier New" w:hAnsi="Courier New" w:cs="Courier New"/>
+          <w:color w:val="A8D8A8"/>
+          <w:sz w:val="17"/>
+          <w:szCs w:val="17"/>
+        </w:rPr>
+        <w:t>(</w:t>
+      </w:r>
+      <w:proofErr w:type="spellStart"/>
+      <w:r>
+        <w:rPr>
+          <w:rFonts w:ascii="Courier New" w:eastAsia="Courier New" w:hAnsi="Courier New" w:cs="Courier New"/>
+          <w:color w:val="A8D8A8"/>
+          <w:sz w:val="17"/>
+          <w:szCs w:val="17"/>
+        </w:rPr>
+        <w:t>output.headline</w:t>
+      </w:r>
+      <w:proofErr w:type="spellEnd"/>
+      <w:r>
+        <w:rPr>
+          <w:rFonts w:ascii="Courier New" w:eastAsia="Courier New" w:hAnsi="Courier New" w:cs="Courier New"/>
+          <w:color w:val="A8D8A8"/>
+          <w:sz w:val="17"/>
+          <w:szCs w:val="17"/>
+        </w:rPr>
+        <w:t>)  [if auto-annotate]</w:t>
       </w:r>
     </w:p>
     <w:p/>
@@ -12629,7 +16017,67 @@
           <w:sz w:val="17"/>
           <w:szCs w:val="17"/>
         </w:rPr>
-        <w:t>User presses Ctrl+S  →  MainWindow._save_game()</w:t>
+        <w:t xml:space="preserve">User presses </w:t>
+      </w:r>
+      <w:proofErr w:type="spellStart"/>
+      <w:r>
+        <w:rPr>
+          <w:rFonts w:ascii="Courier New" w:eastAsia="Courier New" w:hAnsi="Courier New" w:cs="Courier New"/>
+          <w:color w:val="A8D8A8"/>
+          <w:sz w:val="17"/>
+          <w:szCs w:val="17"/>
+        </w:rPr>
+        <w:t>Ctrl+S</w:t>
+      </w:r>
+      <w:proofErr w:type="spellEnd"/>
+      <w:r>
+        <w:rPr>
+          <w:rFonts w:ascii="Courier New" w:eastAsia="Courier New" w:hAnsi="Courier New" w:cs="Courier New"/>
+          <w:color w:val="A8D8A8"/>
+          <w:sz w:val="17"/>
+          <w:szCs w:val="17"/>
+        </w:rPr>
+        <w:t xml:space="preserve">  →  </w:t>
+      </w:r>
+      <w:proofErr w:type="spellStart"/>
+      <w:r>
+        <w:rPr>
+          <w:rFonts w:ascii="Courier New" w:eastAsia="Courier New" w:hAnsi="Courier New" w:cs="Courier New"/>
+          <w:color w:val="A8D8A8"/>
+          <w:sz w:val="17"/>
+          <w:szCs w:val="17"/>
+        </w:rPr>
+        <w:t>MainWindow</w:t>
+      </w:r>
+      <w:proofErr w:type="spellEnd"/>
+      <w:r>
+        <w:rPr>
+          <w:rFonts w:ascii="Courier New" w:eastAsia="Courier New" w:hAnsi="Courier New" w:cs="Courier New"/>
+          <w:color w:val="A8D8A8"/>
+          <w:sz w:val="17"/>
+          <w:szCs w:val="17"/>
+        </w:rPr>
+        <w:t>._</w:t>
+      </w:r>
+      <w:proofErr w:type="spellStart"/>
+      <w:r>
+        <w:rPr>
+          <w:rFonts w:ascii="Courier New" w:eastAsia="Courier New" w:hAnsi="Courier New" w:cs="Courier New"/>
+          <w:color w:val="A8D8A8"/>
+          <w:sz w:val="17"/>
+          <w:szCs w:val="17"/>
+        </w:rPr>
+        <w:t>save_game</w:t>
+      </w:r>
+      <w:proofErr w:type="spellEnd"/>
+      <w:r>
+        <w:rPr>
+          <w:rFonts w:ascii="Courier New" w:eastAsia="Courier New" w:hAnsi="Courier New" w:cs="Courier New"/>
+          <w:color w:val="A8D8A8"/>
+          <w:sz w:val="17"/>
+          <w:szCs w:val="17"/>
+        </w:rPr>
+        <w:t>()</w:t>
       </w:r>
     </w:p>
     <w:p>
@@ -12645,7 +16093,27 @@
           <w:sz w:val="17"/>
           <w:szCs w:val="17"/>
         </w:rPr>
-        <w:t xml:space="preserve">                      →  PgnEditor.export_pgn()</w:t>
+        <w:t xml:space="preserve">                      →  </w:t>
+      </w:r>
+      <w:proofErr w:type="spellStart"/>
+      <w:r>
+        <w:rPr>
+          <w:rFonts w:ascii="Courier New" w:eastAsia="Courier New" w:hAnsi="Courier New" w:cs="Courier New"/>
+          <w:color w:val="A8D8A8"/>
+          <w:sz w:val="17"/>
+          <w:szCs w:val="17"/>
+        </w:rPr>
+        <w:t>PgnEditor.export_pgn</w:t>
+      </w:r>
+      <w:proofErr w:type="spellEnd"/>
+      <w:r>
+        <w:rPr>
+          <w:rFonts w:ascii="Courier New" w:eastAsia="Courier New" w:hAnsi="Courier New" w:cs="Courier New"/>
+          <w:color w:val="A8D8A8"/>
+          <w:sz w:val="17"/>
+          <w:szCs w:val="17"/>
+        </w:rPr>
+        <w:t>()</w:t>
       </w:r>
     </w:p>
     <w:p>
@@ -12675,7 +16143,25 @@
           <w:iCs/>
           <w:color w:val="1A1A2E"/>
         </w:rPr>
-        <w:t>The coachRequested signal is the single seam between the existing application and the coach backend. Everything to the left of it is existing code. Everything to the right is new coach code. They never touch each other directly.</w:t>
+        <w:t xml:space="preserve">The </w:t>
+      </w:r>
+      <w:proofErr w:type="spellStart"/>
+      <w:r>
+        <w:rPr>
+          <w:i/>
+          <w:iCs/>
+          <w:color w:val="1A1A2E"/>
+        </w:rPr>
+        <w:t>coachRequested</w:t>
+      </w:r>
+      <w:proofErr w:type="spellEnd"/>
+      <w:r>
+        <w:rPr>
+          <w:i/>
+          <w:iCs/>
+          <w:color w:val="1A1A2E"/>
+        </w:rPr>
+        <w:t xml:space="preserve"> signal is the single seam between the existing application and the coach backend. Everything to the left of it is existing code. Everything to the right is new coach code. They never touch each other directly.</w:t>
       </w:r>
     </w:p>
     <w:p>
@@ -12993,8 +16479,18 @@
                 <w:sz w:val="17"/>
                 <w:szCs w:val="17"/>
               </w:rPr>
-              <w:t>Fix 200-game hard cap in default.yaml</w:t>
-            </w:r>
+              <w:t xml:space="preserve">Fix 200-game hard cap in </w:t>
+            </w:r>
+            <w:proofErr w:type="spellStart"/>
+            <w:r>
+              <w:rPr>
+                <w:color w:val="16213E"/>
+                <w:sz w:val="17"/>
+                <w:szCs w:val="17"/>
+              </w:rPr>
+              <w:t>default.yaml</w:t>
+            </w:r>
+            <w:proofErr w:type="spellEnd"/>
           </w:p>
         </w:tc>
         <w:tc>
@@ -13152,7 +16648,25 @@
                 <w:sz w:val="17"/>
                 <w:szCs w:val="17"/>
               </w:rPr>
-              <w:t>Add first_move column to games index table</w:t>
+              <w:t xml:space="preserve">Add </w:t>
+            </w:r>
+            <w:proofErr w:type="spellStart"/>
+            <w:r>
+              <w:rPr>
+                <w:color w:val="16213E"/>
+                <w:sz w:val="17"/>
+                <w:szCs w:val="17"/>
+              </w:rPr>
+              <w:t>first_move</w:t>
+            </w:r>
+            <w:proofErr w:type="spellEnd"/>
+            <w:r>
+              <w:rPr>
+                <w:color w:val="16213E"/>
+                <w:sz w:val="17"/>
+                <w:szCs w:val="17"/>
+              </w:rPr>
+              <w:t xml:space="preserve"> column to games index table</w:t>
             </w:r>
           </w:p>
         </w:tc>
@@ -13468,7 +16982,25 @@
                 <w:sz w:val="17"/>
                 <w:szCs w:val="17"/>
               </w:rPr>
-              <w:t>Thread continuation refresh with QThread worker</w:t>
+              <w:t xml:space="preserve">Thread continuation refresh with </w:t>
+            </w:r>
+            <w:proofErr w:type="spellStart"/>
+            <w:r>
+              <w:rPr>
+                <w:color w:val="16213E"/>
+                <w:sz w:val="17"/>
+                <w:szCs w:val="17"/>
+              </w:rPr>
+              <w:t>QThread</w:t>
+            </w:r>
+            <w:proofErr w:type="spellEnd"/>
+            <w:r>
+              <w:rPr>
+                <w:color w:val="16213E"/>
+                <w:sz w:val="17"/>
+                <w:szCs w:val="17"/>
+              </w:rPr>
+              <w:t xml:space="preserve"> worker</w:t>
             </w:r>
           </w:p>
         </w:tc>
@@ -14258,7 +17790,25 @@
                 <w:sz w:val="17"/>
                 <w:szCs w:val="17"/>
               </w:rPr>
-              <w:t>Slim MainWindow to orchestrator (~100 lines)</w:t>
+              <w:t xml:space="preserve">Slim </w:t>
+            </w:r>
+            <w:proofErr w:type="spellStart"/>
+            <w:r>
+              <w:rPr>
+                <w:color w:val="16213E"/>
+                <w:sz w:val="17"/>
+                <w:szCs w:val="17"/>
+              </w:rPr>
+              <w:t>MainWindow</w:t>
+            </w:r>
+            <w:proofErr w:type="spellEnd"/>
+            <w:r>
+              <w:rPr>
+                <w:color w:val="16213E"/>
+                <w:sz w:val="17"/>
+                <w:szCs w:val="17"/>
+              </w:rPr>
+              <w:t xml:space="preserve"> to orchestrator (~100 lines)</w:t>
             </w:r>
           </w:p>
         </w:tc>
@@ -14574,7 +18124,25 @@
                 <w:sz w:val="17"/>
                 <w:szCs w:val="17"/>
               </w:rPr>
-              <w:t>Save Game / Save As (Ctrl+S)</w:t>
+              <w:t>Save Game / Save As (</w:t>
+            </w:r>
+            <w:proofErr w:type="spellStart"/>
+            <w:r>
+              <w:rPr>
+                <w:color w:val="16213E"/>
+                <w:sz w:val="17"/>
+                <w:szCs w:val="17"/>
+              </w:rPr>
+              <w:t>Ctrl+S</w:t>
+            </w:r>
+            <w:proofErr w:type="spellEnd"/>
+            <w:r>
+              <w:rPr>
+                <w:color w:val="16213E"/>
+                <w:sz w:val="17"/>
+                <w:szCs w:val="17"/>
+              </w:rPr>
+              <w:t>)</w:t>
             </w:r>
           </w:p>
         </w:tc>
@@ -14884,13 +18452,23 @@
             </w:tcMar>
           </w:tcPr>
           <w:p>
+            <w:proofErr w:type="spellStart"/>
             <w:r>
               <w:rPr>
                 <w:color w:val="16213E"/>
                 <w:sz w:val="17"/>
                 <w:szCs w:val="17"/>
               </w:rPr>
-              <w:t>PgnEditor.insert_comment() method</w:t>
+              <w:t>PgnEditor.insert_comment</w:t>
+            </w:r>
+            <w:proofErr w:type="spellEnd"/>
+            <w:r>
+              <w:rPr>
+                <w:color w:val="16213E"/>
+                <w:sz w:val="17"/>
+                <w:szCs w:val="17"/>
+              </w:rPr>
+              <w:t>() method</w:t>
             </w:r>
           </w:p>
         </w:tc>
@@ -15200,6 +18778,7 @@
             </w:tcMar>
           </w:tcPr>
           <w:p>
+            <w:proofErr w:type="spellStart"/>
             <w:r>
               <w:rPr>
                 <w:color w:val="16213E"/>
@@ -15208,6 +18787,7 @@
               </w:rPr>
               <w:t>MoveNotationModel</w:t>
             </w:r>
+            <w:proofErr w:type="spellEnd"/>
           </w:p>
         </w:tc>
         <w:tc>
@@ -15358,13 +18938,23 @@
             </w:tcMar>
           </w:tcPr>
           <w:p>
+            <w:proofErr w:type="spellStart"/>
             <w:r>
               <w:rPr>
                 <w:color w:val="16213E"/>
                 <w:sz w:val="17"/>
                 <w:szCs w:val="17"/>
               </w:rPr>
-              <w:t>MoveNotationView (clickable move list)</w:t>
+              <w:t>MoveNotationView</w:t>
+            </w:r>
+            <w:proofErr w:type="spellEnd"/>
+            <w:r>
+              <w:rPr>
+                <w:color w:val="16213E"/>
+                <w:sz w:val="17"/>
+                <w:szCs w:val="17"/>
+              </w:rPr>
+              <w:t xml:space="preserve"> (clickable move list)</w:t>
             </w:r>
           </w:p>
         </w:tc>
@@ -15680,7 +19270,25 @@
                 <w:sz w:val="17"/>
                 <w:szCs w:val="17"/>
               </w:rPr>
-              <w:t>Wire to _on_position_changed()</w:t>
+              <w:t>Wire to _</w:t>
+            </w:r>
+            <w:proofErr w:type="spellStart"/>
+            <w:r>
+              <w:rPr>
+                <w:color w:val="16213E"/>
+                <w:sz w:val="17"/>
+                <w:szCs w:val="17"/>
+              </w:rPr>
+              <w:t>on_position_changed</w:t>
+            </w:r>
+            <w:proofErr w:type="spellEnd"/>
+            <w:r>
+              <w:rPr>
+                <w:color w:val="16213E"/>
+                <w:sz w:val="17"/>
+                <w:szCs w:val="17"/>
+              </w:rPr>
+              <w:t>()</w:t>
             </w:r>
           </w:p>
         </w:tc>
@@ -16154,7 +19762,25 @@
                 <w:sz w:val="17"/>
                 <w:szCs w:val="17"/>
               </w:rPr>
-              <w:t>Async engine analysis (QThread)</w:t>
+              <w:t>Async engine analysis (</w:t>
+            </w:r>
+            <w:proofErr w:type="spellStart"/>
+            <w:r>
+              <w:rPr>
+                <w:color w:val="16213E"/>
+                <w:sz w:val="17"/>
+                <w:szCs w:val="17"/>
+              </w:rPr>
+              <w:t>QThread</w:t>
+            </w:r>
+            <w:proofErr w:type="spellEnd"/>
+            <w:r>
+              <w:rPr>
+                <w:color w:val="16213E"/>
+                <w:sz w:val="17"/>
+                <w:szCs w:val="17"/>
+              </w:rPr>
+              <w:t>)</w:t>
             </w:r>
           </w:p>
         </w:tc>
@@ -16780,13 +20406,23 @@
             </w:tcMar>
           </w:tcPr>
           <w:p>
+            <w:proofErr w:type="spellStart"/>
             <w:r>
               <w:rPr>
                 <w:color w:val="16213E"/>
                 <w:sz w:val="17"/>
                 <w:szCs w:val="17"/>
               </w:rPr>
-              <w:t>coachRequested signal</w:t>
+              <w:t>coachRequested</w:t>
+            </w:r>
+            <w:proofErr w:type="spellEnd"/>
+            <w:r>
+              <w:rPr>
+                <w:color w:val="16213E"/>
+                <w:sz w:val="17"/>
+                <w:szCs w:val="17"/>
+              </w:rPr>
+              <w:t xml:space="preserve"> signal</w:t>
             </w:r>
           </w:p>
         </w:tc>
@@ -16938,13 +20574,23 @@
             </w:tcMar>
           </w:tcPr>
           <w:p>
+            <w:proofErr w:type="spellStart"/>
             <w:r>
               <w:rPr>
                 <w:color w:val="16213E"/>
                 <w:sz w:val="17"/>
                 <w:szCs w:val="17"/>
               </w:rPr>
-              <w:t>coachOutput signal</w:t>
+              <w:t>coachOutput</w:t>
+            </w:r>
+            <w:proofErr w:type="spellEnd"/>
+            <w:r>
+              <w:rPr>
+                <w:color w:val="16213E"/>
+                <w:sz w:val="17"/>
+                <w:szCs w:val="17"/>
+              </w:rPr>
+              <w:t xml:space="preserve"> signal</w:t>
             </w:r>
           </w:p>
         </w:tc>
@@ -17260,7 +20906,25 @@
                 <w:sz w:val="17"/>
                 <w:szCs w:val="17"/>
               </w:rPr>
-              <w:t>Remove dead mixin files</w:t>
+              <w:t xml:space="preserve">Remove dead </w:t>
+            </w:r>
+            <w:proofErr w:type="spellStart"/>
+            <w:r>
+              <w:rPr>
+                <w:color w:val="16213E"/>
+                <w:sz w:val="17"/>
+                <w:szCs w:val="17"/>
+              </w:rPr>
+              <w:t>mixin</w:t>
+            </w:r>
+            <w:proofErr w:type="spellEnd"/>
+            <w:r>
+              <w:rPr>
+                <w:color w:val="16213E"/>
+                <w:sz w:val="17"/>
+                <w:szCs w:val="17"/>
+              </w:rPr>
+              <w:t xml:space="preserve"> files</w:t>
             </w:r>
           </w:p>
         </w:tc>
@@ -17418,7 +21082,25 @@
                 <w:sz w:val="17"/>
                 <w:szCs w:val="17"/>
               </w:rPr>
-              <w:t>Update default.yaml with coach keys</w:t>
+              <w:t xml:space="preserve">Update </w:t>
+            </w:r>
+            <w:proofErr w:type="spellStart"/>
+            <w:r>
+              <w:rPr>
+                <w:color w:val="16213E"/>
+                <w:sz w:val="17"/>
+                <w:szCs w:val="17"/>
+              </w:rPr>
+              <w:t>default.yaml</w:t>
+            </w:r>
+            <w:proofErr w:type="spellEnd"/>
+            <w:r>
+              <w:rPr>
+                <w:color w:val="16213E"/>
+                <w:sz w:val="17"/>
+                <w:szCs w:val="17"/>
+              </w:rPr>
+              <w:t xml:space="preserve"> with coach keys</w:t>
             </w:r>
           </w:p>
         </w:tc>
@@ -17681,6 +21363,7 @@
       <w:pPr>
         <w:jc w:val="center"/>
       </w:pPr>
+      <w:proofErr w:type="spellStart"/>
       <w:r>
         <w:rPr>
           <w:i/>
@@ -17689,7 +21372,18 @@
           <w:sz w:val="17"/>
           <w:szCs w:val="17"/>
         </w:rPr>
-        <w:t>ChessPlayer GUI Cleanup Plan v1.0 — Pre-Coach Preparation</w:t>
+        <w:t>ChessPlayer</w:t>
+      </w:r>
+      <w:proofErr w:type="spellEnd"/>
+      <w:r>
+        <w:rPr>
+          <w:i/>
+          <w:iCs/>
+          <w:color w:val="CCCCCC"/>
+          <w:sz w:val="17"/>
+          <w:szCs w:val="17"/>
+        </w:rPr>
+        <w:t xml:space="preserve"> GUI Cleanup Plan v1.0 — Pre-Coach Preparation</w:t>
       </w:r>
     </w:p>
     <w:sectPr>
